--- a/lessons/2-10/downloads/reveal/teacher/2.10-session-2-prerequisite-practice-a.docx
+++ b/lessons/2-10/downloads/reveal/teacher/2.10-session-2-prerequisite-practice-a.docx
@@ -15,10 +15,28 @@
         <w:rPr>
           <w:rFonts w:ascii="Avenir Next" w:hAnsi="Avenir Next" w:cs="Avenir Next" w:eastAsia="Avenir Next"/>
           <w:color w:val="1A1A1A"/>
+          <w:sz w:val="22"/>
+          <w:szCs w:val="20"/>
+        </w:rPr>
+        <w:t xml:space="preserve">Name</w:t>
+      </w:r>
+      <w:r>
+        <w:rPr>
+          <w:rFonts w:ascii="Avenir Next" w:hAnsi="Avenir Next" w:cs="Avenir Next" w:eastAsia="Avenir Next"/>
+          <w:color w:val="1A1A1A"/>
           <w:sz w:val="20"/>
           <w:szCs w:val="20"/>
         </w:rPr>
-        <w:t xml:space="preserve">Name</w:t>
+        <w:tab/>
+      </w:r>
+      <w:r>
+        <w:rPr>
+          <w:rFonts w:ascii="Avenir Next" w:hAnsi="Avenir Next" w:cs="Avenir Next" w:eastAsia="Avenir Next"/>
+          <w:color w:val="1A1A1A"/>
+          <w:sz w:val="22"/>
+          <w:szCs w:val="20"/>
+        </w:rPr>
+        <w:t xml:space="preserve">   Date</w:t>
       </w:r>
       <w:r>
         <w:rPr>
@@ -33,25 +51,7 @@
         <w:rPr>
           <w:rFonts w:ascii="Avenir Next" w:hAnsi="Avenir Next" w:cs="Avenir Next" w:eastAsia="Avenir Next"/>
           <w:color w:val="1A1A1A"/>
-          <w:sz w:val="20"/>
-          <w:szCs w:val="20"/>
-        </w:rPr>
-        <w:t xml:space="preserve">   Date</w:t>
-      </w:r>
-      <w:r>
-        <w:rPr>
-          <w:rFonts w:ascii="Avenir Next" w:hAnsi="Avenir Next" w:cs="Avenir Next" w:eastAsia="Avenir Next"/>
-          <w:color w:val="1A1A1A"/>
-          <w:sz w:val="20"/>
-          <w:szCs w:val="20"/>
-        </w:rPr>
-        <w:tab/>
-      </w:r>
-      <w:r>
-        <w:rPr>
-          <w:rFonts w:ascii="Avenir Next" w:hAnsi="Avenir Next" w:cs="Avenir Next" w:eastAsia="Avenir Next"/>
-          <w:color w:val="1A1A1A"/>
-          <w:sz w:val="20"/>
+          <w:sz w:val="22"/>
           <w:szCs w:val="20"/>
         </w:rPr>
         <w:t xml:space="preserve">   Period</w:t>
@@ -78,7 +78,7 @@
           <w:caps/>
           <w:color w:val="003A70"/>
           <w:spacing w:val="12"/>
-          <w:sz w:val="19"/>
+          <w:sz w:val="22"/>
           <w:szCs w:val="19"/>
         </w:rPr>
         <w:t xml:space="preserve">Lesson 2-10  ·  Session 2  ·  Prerequisite Practice A  ·  Skill 1 of 2</w:t>
@@ -86,6 +86,7 @@
     </w:p>
     <w:p>
       <w:pPr>
+        <w:pStyle w:val="Heading1"/>
         <w:keepNext/>
         <w:spacing w:before="0" w:after="10" w:line="240" w:lineRule="auto"/>
       </w:pPr>
@@ -111,7 +112,7 @@
         <w:rPr>
           <w:rFonts w:ascii="Avenir Next" w:hAnsi="Avenir Next" w:cs="Avenir Next" w:eastAsia="Avenir Next"/>
           <w:color w:val="5A5F66"/>
-          <w:sz w:val="17"/>
+          <w:sz w:val="22"/>
           <w:szCs w:val="17"/>
         </w:rPr>
         <w:t xml:space="preserve">Builds on Lesson 2-2 Session 2 · 6.SP.A.2</w:t>
@@ -154,6 +155,7 @@
           </w:tcPr>
           <w:p>
             <w:pPr>
+              <w:pStyle w:val="Heading2"/>
               <w:spacing w:before="0" w:after="0" w:line="252" w:lineRule="auto"/>
             </w:pPr>
             <w:r>
@@ -183,7 +185,7 @@
               <w:rPr>
                 <w:rFonts w:ascii="Avenir Next" w:hAnsi="Avenir Next" w:cs="Avenir Next" w:eastAsia="Avenir Next"/>
                 <w:color w:val="1A1A1A"/>
-                <w:sz w:val="20"/>
+                <w:sz w:val="22"/>
                 <w:szCs w:val="20"/>
               </w:rPr>
               <w:t xml:space="preserve">In Problem 2, tall bars on the left with a long tail to the right mean the data is skewed right.</w:t>
@@ -203,6 +205,7 @@
           </w:tcPr>
           <w:p>
             <w:pPr>
+              <w:pStyle w:val="Heading2"/>
               <w:spacing w:before="0" w:after="0" w:line="252" w:lineRule="auto"/>
             </w:pPr>
             <w:r>
@@ -232,7 +235,7 @@
               <w:rPr>
                 <w:rFonts w:ascii="Avenir Next" w:hAnsi="Avenir Next" w:cs="Avenir Next" w:eastAsia="Avenir Next"/>
                 <w:color w:val="1A1A1A"/>
-                <w:sz w:val="20"/>
+                <w:sz w:val="22"/>
                 <w:szCs w:val="20"/>
               </w:rPr>
               <w:t xml:space="preserve">Describe a data set as symmetric, skewed right or skewed left.  </w:t>
@@ -242,7 +245,7 @@
                 <w:rFonts w:ascii="Avenir Next" w:hAnsi="Avenir Next" w:cs="Avenir Next" w:eastAsia="Avenir Next"/>
                 <w:b/>
                 <w:color w:val="1A1A1A"/>
-                <w:sz w:val="20"/>
+                <w:sz w:val="22"/>
                 <w:szCs w:val="20"/>
               </w:rPr>
               <w:t xml:space="preserve">You will use it in Practice Form A, problems 2 and 8.</w:t>
@@ -253,6 +256,7 @@
     </w:tbl>
     <w:p>
       <w:pPr>
+        <w:pStyle w:val="Heading2"/>
         <w:keepNext/>
         <w:pBdr>
           <w:bottom w:val="single" w:sz="8" w:space="3" w:color="003A70"/>
@@ -268,7 +272,7 @@
           <w:b/>
           <w:color w:val="003A70"/>
           <w:spacing w:val="14"/>
-          <w:sz w:val="19"/>
+          <w:sz w:val="22"/>
           <w:szCs w:val="19"/>
         </w:rPr>
         <w:t xml:space="preserve">STEPS TO FOLLOW</w:t>
@@ -287,7 +291,7 @@
           <w:rFonts w:ascii="Avenir Next" w:hAnsi="Avenir Next" w:cs="Avenir Next" w:eastAsia="Avenir Next"/>
           <w:i/>
           <w:color w:val="5A5F66"/>
-          <w:sz w:val="17"/>
+          <w:sz w:val="22"/>
           <w:szCs w:val="17"/>
         </w:rPr>
         <w:t xml:space="preserve">use these same steps on every problem</w:t>
@@ -329,6 +333,7 @@
           </w:tcPr>
           <w:p>
             <w:pPr>
+              <w:pStyle w:val="Heading1"/>
               <w:spacing w:before="0" w:after="0" w:line="240" w:lineRule="auto"/>
               <w:jc w:val="center"/>
             </w:pPr>
@@ -358,7 +363,7 @@
                 <w:rFonts w:ascii="Avenir Next" w:hAnsi="Avenir Next" w:cs="Avenir Next" w:eastAsia="Avenir Next"/>
                 <w:b/>
                 <w:color w:val="1A1A1A"/>
-                <w:sz w:val="21"/>
+                <w:sz w:val="22"/>
                 <w:szCs w:val="21"/>
               </w:rPr>
               <w:t xml:space="preserve">Find</w:t>
@@ -367,7 +372,7 @@
               <w:rPr>
                 <w:rFonts w:ascii="Avenir Next" w:hAnsi="Avenir Next" w:cs="Avenir Next" w:eastAsia="Avenir Next"/>
                 <w:color w:val="1A1A1A"/>
-                <w:sz w:val="21"/>
+                <w:sz w:val="22"/>
                 <w:szCs w:val="21"/>
               </w:rPr>
               <w:t xml:space="preserve"> where most values pile up.</w:t>
@@ -386,6 +391,7 @@
           </w:tcPr>
           <w:p>
             <w:pPr>
+              <w:pStyle w:val="Heading1"/>
               <w:spacing w:before="0" w:after="0" w:line="240" w:lineRule="auto"/>
               <w:jc w:val="center"/>
             </w:pPr>
@@ -415,7 +421,7 @@
                 <w:rFonts w:ascii="Avenir Next" w:hAnsi="Avenir Next" w:cs="Avenir Next" w:eastAsia="Avenir Next"/>
                 <w:b/>
                 <w:color w:val="1A1A1A"/>
-                <w:sz w:val="21"/>
+                <w:sz w:val="22"/>
                 <w:szCs w:val="21"/>
               </w:rPr>
               <w:t xml:space="preserve">Look</w:t>
@@ -424,7 +430,7 @@
               <w:rPr>
                 <w:rFonts w:ascii="Avenir Next" w:hAnsi="Avenir Next" w:cs="Avenir Next" w:eastAsia="Avenir Next"/>
                 <w:color w:val="1A1A1A"/>
-                <w:sz w:val="21"/>
+                <w:sz w:val="22"/>
                 <w:szCs w:val="21"/>
               </w:rPr>
               <w:t xml:space="preserve"> for a long tail of a few values on one side.</w:t>
@@ -443,6 +449,7 @@
           </w:tcPr>
           <w:p>
             <w:pPr>
+              <w:pStyle w:val="Heading1"/>
               <w:spacing w:before="0" w:after="0" w:line="240" w:lineRule="auto"/>
               <w:jc w:val="center"/>
             </w:pPr>
@@ -472,7 +479,7 @@
                 <w:rFonts w:ascii="Avenir Next" w:hAnsi="Avenir Next" w:cs="Avenir Next" w:eastAsia="Avenir Next"/>
                 <w:b/>
                 <w:color w:val="1A1A1A"/>
-                <w:sz w:val="21"/>
+                <w:sz w:val="22"/>
                 <w:szCs w:val="21"/>
               </w:rPr>
               <w:t xml:space="preserve">Name</w:t>
@@ -481,7 +488,7 @@
               <w:rPr>
                 <w:rFonts w:ascii="Avenir Next" w:hAnsi="Avenir Next" w:cs="Avenir Next" w:eastAsia="Avenir Next"/>
                 <w:color w:val="1A1A1A"/>
-                <w:sz w:val="21"/>
+                <w:sz w:val="22"/>
                 <w:szCs w:val="21"/>
               </w:rPr>
               <w:t xml:space="preserve"> it: tail right, skewed right; tail left, skewed left; no tail, symmetric.</w:t>
@@ -492,6 +499,7 @@
     </w:tbl>
     <w:p>
       <w:pPr>
+        <w:pStyle w:val="Heading2"/>
         <w:keepNext/>
         <w:pBdr>
           <w:bottom w:val="single" w:sz="8" w:space="3" w:color="003A70"/>
@@ -507,7 +515,7 @@
           <w:b/>
           <w:color w:val="003A70"/>
           <w:spacing w:val="14"/>
-          <w:sz w:val="19"/>
+          <w:sz w:val="22"/>
           <w:szCs w:val="19"/>
         </w:rPr>
         <w:t xml:space="preserve">WATCH ME</w:t>
@@ -526,7 +534,7 @@
           <w:rFonts w:ascii="Avenir Next" w:hAnsi="Avenir Next" w:cs="Avenir Next" w:eastAsia="Avenir Next"/>
           <w:i/>
           <w:color w:val="5A5F66"/>
-          <w:sz w:val="17"/>
+          <w:sz w:val="22"/>
           <w:szCs w:val="17"/>
         </w:rPr>
         <w:t xml:space="preserve">the steps in action</w:t>
@@ -541,7 +549,7 @@
           <w:rFonts w:ascii="Avenir Next" w:hAnsi="Avenir Next" w:cs="Avenir Next" w:eastAsia="Avenir Next"/>
           <w:b/>
           <w:color w:val="1A1A1A"/>
-          <w:sz w:val="21"/>
+          <w:sz w:val="22"/>
           <w:szCs w:val="21"/>
         </w:rPr>
         <w:t xml:space="preserve">Describe 2, 3, 3, 4, 4, 4, 15.</w:t>
@@ -560,25 +568,25 @@
           <w:rFonts w:ascii="Avenir Next" w:hAnsi="Avenir Next" w:cs="Avenir Next" w:eastAsia="Avenir Next"/>
           <w:b/>
           <w:color w:val="003A70"/>
+          <w:sz w:val="22"/>
+          <w:szCs w:val="19"/>
+        </w:rPr>
+        <w:t xml:space="preserve">Step 1</w:t>
+      </w:r>
+      <w:r>
+        <w:rPr>
+          <w:rFonts w:ascii="Avenir Next" w:hAnsi="Avenir Next" w:cs="Avenir Next" w:eastAsia="Avenir Next"/>
+          <w:color w:val="1A1A1A"/>
           <w:sz w:val="19"/>
           <w:szCs w:val="19"/>
         </w:rPr>
-        <w:t xml:space="preserve">Step 1</w:t>
-      </w:r>
-      <w:r>
-        <w:rPr>
-          <w:rFonts w:ascii="Avenir Next" w:hAnsi="Avenir Next" w:cs="Avenir Next" w:eastAsia="Avenir Next"/>
-          <w:color w:val="1A1A1A"/>
-          <w:sz w:val="19"/>
-          <w:szCs w:val="19"/>
-        </w:rPr>
         <w:tab/>
       </w:r>
       <w:r>
         <w:rPr>
           <w:rFonts w:ascii="Avenir Next" w:hAnsi="Avenir Next" w:cs="Avenir Next" w:eastAsia="Avenir Next"/>
           <w:color w:val="1A1A1A"/>
-          <w:sz w:val="21"/>
+          <w:sz w:val="22"/>
           <w:szCs w:val="21"/>
         </w:rPr>
         <w:t xml:space="preserve">Most values pile up at 2 to 4.</w:t>
@@ -597,25 +605,25 @@
           <w:rFonts w:ascii="Avenir Next" w:hAnsi="Avenir Next" w:cs="Avenir Next" w:eastAsia="Avenir Next"/>
           <w:b/>
           <w:color w:val="003A70"/>
+          <w:sz w:val="22"/>
+          <w:szCs w:val="19"/>
+        </w:rPr>
+        <w:t xml:space="preserve">Step 2</w:t>
+      </w:r>
+      <w:r>
+        <w:rPr>
+          <w:rFonts w:ascii="Avenir Next" w:hAnsi="Avenir Next" w:cs="Avenir Next" w:eastAsia="Avenir Next"/>
+          <w:color w:val="1A1A1A"/>
           <w:sz w:val="19"/>
           <w:szCs w:val="19"/>
         </w:rPr>
-        <w:t xml:space="preserve">Step 2</w:t>
-      </w:r>
-      <w:r>
-        <w:rPr>
-          <w:rFonts w:ascii="Avenir Next" w:hAnsi="Avenir Next" w:cs="Avenir Next" w:eastAsia="Avenir Next"/>
-          <w:color w:val="1A1A1A"/>
-          <w:sz w:val="19"/>
-          <w:szCs w:val="19"/>
-        </w:rPr>
         <w:tab/>
       </w:r>
       <w:r>
         <w:rPr>
           <w:rFonts w:ascii="Avenir Next" w:hAnsi="Avenir Next" w:cs="Avenir Next" w:eastAsia="Avenir Next"/>
           <w:color w:val="1A1A1A"/>
-          <w:sz w:val="21"/>
+          <w:sz w:val="22"/>
           <w:szCs w:val="21"/>
         </w:rPr>
         <w:t xml:space="preserve">One value, 15, makes a long tail to the right.</w:t>
@@ -634,25 +642,25 @@
           <w:rFonts w:ascii="Avenir Next" w:hAnsi="Avenir Next" w:cs="Avenir Next" w:eastAsia="Avenir Next"/>
           <w:b/>
           <w:color w:val="003A70"/>
+          <w:sz w:val="22"/>
+          <w:szCs w:val="19"/>
+        </w:rPr>
+        <w:t xml:space="preserve">Step 3</w:t>
+      </w:r>
+      <w:r>
+        <w:rPr>
+          <w:rFonts w:ascii="Avenir Next" w:hAnsi="Avenir Next" w:cs="Avenir Next" w:eastAsia="Avenir Next"/>
+          <w:color w:val="1A1A1A"/>
           <w:sz w:val="19"/>
           <w:szCs w:val="19"/>
         </w:rPr>
-        <w:t xml:space="preserve">Step 3</w:t>
-      </w:r>
-      <w:r>
-        <w:rPr>
-          <w:rFonts w:ascii="Avenir Next" w:hAnsi="Avenir Next" w:cs="Avenir Next" w:eastAsia="Avenir Next"/>
-          <w:color w:val="1A1A1A"/>
-          <w:sz w:val="19"/>
-          <w:szCs w:val="19"/>
-        </w:rPr>
         <w:tab/>
       </w:r>
       <w:r>
         <w:rPr>
           <w:rFonts w:ascii="Avenir Next" w:hAnsi="Avenir Next" w:cs="Avenir Next" w:eastAsia="Avenir Next"/>
           <w:color w:val="1A1A1A"/>
-          <w:sz w:val="21"/>
+          <w:sz w:val="22"/>
           <w:szCs w:val="21"/>
         </w:rPr>
         <w:t xml:space="preserve">Tail right: skewed right.</w:t>
@@ -671,18 +679,18 @@
           <w:rFonts w:ascii="Avenir Next" w:hAnsi="Avenir Next" w:cs="Avenir Next" w:eastAsia="Avenir Next"/>
           <w:b/>
           <w:color w:val="1A1A1A"/>
+          <w:sz w:val="22"/>
+          <w:szCs w:val="21"/>
+        </w:rPr>
+        <w:t xml:space="preserve">Answer</w:t>
+      </w:r>
+      <w:r>
+        <w:rPr>
+          <w:rFonts w:ascii="Avenir Next" w:hAnsi="Avenir Next" w:cs="Avenir Next" w:eastAsia="Avenir Next"/>
+          <w:color w:val="1A1A1A"/>
           <w:sz w:val="21"/>
           <w:szCs w:val="21"/>
         </w:rPr>
-        <w:t xml:space="preserve">Answer</w:t>
-      </w:r>
-      <w:r>
-        <w:rPr>
-          <w:rFonts w:ascii="Avenir Next" w:hAnsi="Avenir Next" w:cs="Avenir Next" w:eastAsia="Avenir Next"/>
-          <w:color w:val="1A1A1A"/>
-          <w:sz w:val="21"/>
-          <w:szCs w:val="21"/>
-        </w:rPr>
         <w:tab/>
       </w:r>
       <w:r>
@@ -690,7 +698,7 @@
           <w:rFonts w:ascii="Avenir Next" w:hAnsi="Avenir Next" w:cs="Avenir Next" w:eastAsia="Avenir Next"/>
           <w:b/>
           <w:color w:val="1A1A1A"/>
-          <w:sz w:val="21"/>
+          <w:sz w:val="22"/>
           <w:szCs w:val="21"/>
         </w:rPr>
         <w:t xml:space="preserve">skewed right</w:t>
@@ -698,6 +706,7 @@
     </w:p>
     <w:p>
       <w:pPr>
+        <w:pStyle w:val="Heading2"/>
         <w:keepNext/>
         <w:pBdr>
           <w:bottom w:val="single" w:sz="8" w:space="3" w:color="003A70"/>
@@ -713,7 +722,7 @@
           <w:b/>
           <w:color w:val="003A70"/>
           <w:spacing w:val="14"/>
-          <w:sz w:val="19"/>
+          <w:sz w:val="22"/>
           <w:szCs w:val="19"/>
         </w:rPr>
         <w:t xml:space="preserve">TRY IT WITH HELP</w:t>
@@ -732,7 +741,7 @@
           <w:rFonts w:ascii="Avenir Next" w:hAnsi="Avenir Next" w:cs="Avenir Next" w:eastAsia="Avenir Next"/>
           <w:i/>
           <w:color w:val="5A5F66"/>
-          <w:sz w:val="17"/>
+          <w:sz w:val="22"/>
           <w:szCs w:val="17"/>
         </w:rPr>
         <w:t xml:space="preserve">fill in each step</w:t>
@@ -790,35 +799,35 @@
           <w:rFonts w:ascii="Avenir Next" w:hAnsi="Avenir Next" w:cs="Avenir Next" w:eastAsia="Avenir Next"/>
           <w:b/>
           <w:color w:val="003A70"/>
+          <w:sz w:val="22"/>
+          <w:szCs w:val="18"/>
+        </w:rPr>
+        <w:t xml:space="preserve">Step 1</w:t>
+      </w:r>
+      <w:r>
+        <w:rPr>
+          <w:rFonts w:ascii="Avenir Next" w:hAnsi="Avenir Next" w:cs="Avenir Next" w:eastAsia="Avenir Next"/>
+          <w:color w:val="1A1A1A"/>
           <w:sz w:val="18"/>
           <w:szCs w:val="18"/>
         </w:rPr>
-        <w:t xml:space="preserve">Step 1</w:t>
-      </w:r>
-      <w:r>
-        <w:rPr>
-          <w:rFonts w:ascii="Avenir Next" w:hAnsi="Avenir Next" w:cs="Avenir Next" w:eastAsia="Avenir Next"/>
-          <w:color w:val="1A1A1A"/>
-          <w:sz w:val="18"/>
-          <w:szCs w:val="18"/>
-        </w:rPr>
         <w:tab/>
       </w:r>
       <w:r>
         <w:rPr>
           <w:rFonts w:ascii="Avenir Next" w:hAnsi="Avenir Next" w:cs="Avenir Next" w:eastAsia="Avenir Next"/>
           <w:color w:val="1A1A1A"/>
+          <w:sz w:val="22"/>
+          <w:szCs w:val="21"/>
+        </w:rPr>
+        <w:t xml:space="preserve">Most values pile up at </w:t>
+      </w:r>
+      <w:r>
+        <w:rPr>
+          <w:rFonts w:ascii="Avenir Next" w:hAnsi="Avenir Next" w:cs="Avenir Next" w:eastAsia="Avenir Next"/>
+          <w:color w:val="1A1A1A"/>
           <w:sz w:val="21"/>
           <w:szCs w:val="21"/>
-        </w:rPr>
-        <w:t xml:space="preserve">Most values pile up at </w:t>
-      </w:r>
-      <w:r>
-        <w:rPr>
-          <w:rFonts w:ascii="Avenir Next" w:hAnsi="Avenir Next" w:cs="Avenir Next" w:eastAsia="Avenir Next"/>
-          <w:color w:val="1A1A1A"/>
-          <w:sz w:val="21"/>
-          <w:szCs w:val="21"/>
           <w:u w:val="single"/>
         </w:rPr>
         <w:t xml:space="preserve">                </w:t>
@@ -827,7 +836,7 @@
         <w:rPr>
           <w:rFonts w:ascii="Avenir Next" w:hAnsi="Avenir Next" w:cs="Avenir Next" w:eastAsia="Avenir Next"/>
           <w:color w:val="1A1A1A"/>
-          <w:sz w:val="21"/>
+          <w:sz w:val="22"/>
           <w:szCs w:val="21"/>
         </w:rPr>
         <w:t xml:space="preserve"> to 11.</w:t>
@@ -847,35 +856,35 @@
           <w:rFonts w:ascii="Avenir Next" w:hAnsi="Avenir Next" w:cs="Avenir Next" w:eastAsia="Avenir Next"/>
           <w:b/>
           <w:color w:val="003A70"/>
+          <w:sz w:val="22"/>
+          <w:szCs w:val="18"/>
+        </w:rPr>
+        <w:t xml:space="preserve">Step 2</w:t>
+      </w:r>
+      <w:r>
+        <w:rPr>
+          <w:rFonts w:ascii="Avenir Next" w:hAnsi="Avenir Next" w:cs="Avenir Next" w:eastAsia="Avenir Next"/>
+          <w:color w:val="1A1A1A"/>
           <w:sz w:val="18"/>
           <w:szCs w:val="18"/>
         </w:rPr>
-        <w:t xml:space="preserve">Step 2</w:t>
-      </w:r>
-      <w:r>
-        <w:rPr>
-          <w:rFonts w:ascii="Avenir Next" w:hAnsi="Avenir Next" w:cs="Avenir Next" w:eastAsia="Avenir Next"/>
-          <w:color w:val="1A1A1A"/>
-          <w:sz w:val="18"/>
-          <w:szCs w:val="18"/>
-        </w:rPr>
         <w:tab/>
       </w:r>
       <w:r>
         <w:rPr>
           <w:rFonts w:ascii="Avenir Next" w:hAnsi="Avenir Next" w:cs="Avenir Next" w:eastAsia="Avenir Next"/>
           <w:color w:val="1A1A1A"/>
+          <w:sz w:val="22"/>
+          <w:szCs w:val="21"/>
+        </w:rPr>
+        <w:t xml:space="preserve">The long tail is on the </w:t>
+      </w:r>
+      <w:r>
+        <w:rPr>
+          <w:rFonts w:ascii="Avenir Next" w:hAnsi="Avenir Next" w:cs="Avenir Next" w:eastAsia="Avenir Next"/>
+          <w:color w:val="1A1A1A"/>
           <w:sz w:val="21"/>
           <w:szCs w:val="21"/>
-        </w:rPr>
-        <w:t xml:space="preserve">The long tail is on the </w:t>
-      </w:r>
-      <w:r>
-        <w:rPr>
-          <w:rFonts w:ascii="Avenir Next" w:hAnsi="Avenir Next" w:cs="Avenir Next" w:eastAsia="Avenir Next"/>
-          <w:color w:val="1A1A1A"/>
-          <w:sz w:val="21"/>
-          <w:szCs w:val="21"/>
           <w:u w:val="single"/>
         </w:rPr>
         <w:t xml:space="preserve">                </w:t>
@@ -884,7 +893,7 @@
         <w:rPr>
           <w:rFonts w:ascii="Avenir Next" w:hAnsi="Avenir Next" w:cs="Avenir Next" w:eastAsia="Avenir Next"/>
           <w:color w:val="1A1A1A"/>
-          <w:sz w:val="21"/>
+          <w:sz w:val="22"/>
           <w:szCs w:val="21"/>
         </w:rPr>
         <w:t xml:space="preserve">.</w:t>
@@ -904,25 +913,25 @@
           <w:rFonts w:ascii="Avenir Next" w:hAnsi="Avenir Next" w:cs="Avenir Next" w:eastAsia="Avenir Next"/>
           <w:b/>
           <w:color w:val="003A70"/>
+          <w:sz w:val="22"/>
+          <w:szCs w:val="18"/>
+        </w:rPr>
+        <w:t xml:space="preserve">Step 3</w:t>
+      </w:r>
+      <w:r>
+        <w:rPr>
+          <w:rFonts w:ascii="Avenir Next" w:hAnsi="Avenir Next" w:cs="Avenir Next" w:eastAsia="Avenir Next"/>
+          <w:color w:val="1A1A1A"/>
           <w:sz w:val="18"/>
           <w:szCs w:val="18"/>
         </w:rPr>
-        <w:t xml:space="preserve">Step 3</w:t>
-      </w:r>
-      <w:r>
-        <w:rPr>
-          <w:rFonts w:ascii="Avenir Next" w:hAnsi="Avenir Next" w:cs="Avenir Next" w:eastAsia="Avenir Next"/>
-          <w:color w:val="1A1A1A"/>
-          <w:sz w:val="18"/>
-          <w:szCs w:val="18"/>
-        </w:rPr>
         <w:tab/>
       </w:r>
       <w:r>
         <w:rPr>
           <w:rFonts w:ascii="Avenir Next" w:hAnsi="Avenir Next" w:cs="Avenir Next" w:eastAsia="Avenir Next"/>
           <w:color w:val="1A1A1A"/>
-          <w:sz w:val="21"/>
+          <w:sz w:val="22"/>
           <w:szCs w:val="21"/>
         </w:rPr>
         <w:t xml:space="preserve">Shape: </w:t>
@@ -995,35 +1004,35 @@
           <w:rFonts w:ascii="Avenir Next" w:hAnsi="Avenir Next" w:cs="Avenir Next" w:eastAsia="Avenir Next"/>
           <w:b/>
           <w:color w:val="003A70"/>
+          <w:sz w:val="22"/>
+          <w:szCs w:val="18"/>
+        </w:rPr>
+        <w:t xml:space="preserve">Step 1</w:t>
+      </w:r>
+      <w:r>
+        <w:rPr>
+          <w:rFonts w:ascii="Avenir Next" w:hAnsi="Avenir Next" w:cs="Avenir Next" w:eastAsia="Avenir Next"/>
+          <w:color w:val="1A1A1A"/>
           <w:sz w:val="18"/>
           <w:szCs w:val="18"/>
         </w:rPr>
-        <w:t xml:space="preserve">Step 1</w:t>
-      </w:r>
-      <w:r>
-        <w:rPr>
-          <w:rFonts w:ascii="Avenir Next" w:hAnsi="Avenir Next" w:cs="Avenir Next" w:eastAsia="Avenir Next"/>
-          <w:color w:val="1A1A1A"/>
-          <w:sz w:val="18"/>
-          <w:szCs w:val="18"/>
-        </w:rPr>
         <w:tab/>
       </w:r>
       <w:r>
         <w:rPr>
           <w:rFonts w:ascii="Avenir Next" w:hAnsi="Avenir Next" w:cs="Avenir Next" w:eastAsia="Avenir Next"/>
           <w:color w:val="1A1A1A"/>
+          <w:sz w:val="22"/>
+          <w:szCs w:val="21"/>
+        </w:rPr>
+        <w:t xml:space="preserve">The values pile up in the </w:t>
+      </w:r>
+      <w:r>
+        <w:rPr>
+          <w:rFonts w:ascii="Avenir Next" w:hAnsi="Avenir Next" w:cs="Avenir Next" w:eastAsia="Avenir Next"/>
+          <w:color w:val="1A1A1A"/>
           <w:sz w:val="21"/>
           <w:szCs w:val="21"/>
-        </w:rPr>
-        <w:t xml:space="preserve">The values pile up in the </w:t>
-      </w:r>
-      <w:r>
-        <w:rPr>
-          <w:rFonts w:ascii="Avenir Next" w:hAnsi="Avenir Next" w:cs="Avenir Next" w:eastAsia="Avenir Next"/>
-          <w:color w:val="1A1A1A"/>
-          <w:sz w:val="21"/>
-          <w:szCs w:val="21"/>
           <w:u w:val="single"/>
         </w:rPr>
         <w:t xml:space="preserve">                </w:t>
@@ -1032,7 +1041,7 @@
         <w:rPr>
           <w:rFonts w:ascii="Avenir Next" w:hAnsi="Avenir Next" w:cs="Avenir Next" w:eastAsia="Avenir Next"/>
           <w:color w:val="1A1A1A"/>
-          <w:sz w:val="21"/>
+          <w:sz w:val="22"/>
           <w:szCs w:val="21"/>
         </w:rPr>
         <w:t xml:space="preserve">.</w:t>
@@ -1052,25 +1061,25 @@
           <w:rFonts w:ascii="Avenir Next" w:hAnsi="Avenir Next" w:cs="Avenir Next" w:eastAsia="Avenir Next"/>
           <w:b/>
           <w:color w:val="003A70"/>
+          <w:sz w:val="22"/>
+          <w:szCs w:val="18"/>
+        </w:rPr>
+        <w:t xml:space="preserve">Step 2</w:t>
+      </w:r>
+      <w:r>
+        <w:rPr>
+          <w:rFonts w:ascii="Avenir Next" w:hAnsi="Avenir Next" w:cs="Avenir Next" w:eastAsia="Avenir Next"/>
+          <w:color w:val="1A1A1A"/>
           <w:sz w:val="18"/>
           <w:szCs w:val="18"/>
         </w:rPr>
-        <w:t xml:space="preserve">Step 2</w:t>
-      </w:r>
-      <w:r>
-        <w:rPr>
-          <w:rFonts w:ascii="Avenir Next" w:hAnsi="Avenir Next" w:cs="Avenir Next" w:eastAsia="Avenir Next"/>
-          <w:color w:val="1A1A1A"/>
-          <w:sz w:val="18"/>
-          <w:szCs w:val="18"/>
-        </w:rPr>
         <w:tab/>
       </w:r>
       <w:r>
         <w:rPr>
           <w:rFonts w:ascii="Avenir Next" w:hAnsi="Avenir Next" w:cs="Avenir Next" w:eastAsia="Avenir Next"/>
           <w:color w:val="1A1A1A"/>
-          <w:sz w:val="21"/>
+          <w:sz w:val="22"/>
           <w:szCs w:val="21"/>
         </w:rPr>
         <w:t xml:space="preserve">Is there a long tail? </w:t>
@@ -1100,35 +1109,35 @@
           <w:rFonts w:ascii="Avenir Next" w:hAnsi="Avenir Next" w:cs="Avenir Next" w:eastAsia="Avenir Next"/>
           <w:b/>
           <w:color w:val="003A70"/>
+          <w:sz w:val="22"/>
+          <w:szCs w:val="18"/>
+        </w:rPr>
+        <w:t xml:space="preserve">Step 3</w:t>
+      </w:r>
+      <w:r>
+        <w:rPr>
+          <w:rFonts w:ascii="Avenir Next" w:hAnsi="Avenir Next" w:cs="Avenir Next" w:eastAsia="Avenir Next"/>
+          <w:color w:val="1A1A1A"/>
           <w:sz w:val="18"/>
           <w:szCs w:val="18"/>
         </w:rPr>
-        <w:t xml:space="preserve">Step 3</w:t>
-      </w:r>
-      <w:r>
-        <w:rPr>
-          <w:rFonts w:ascii="Avenir Next" w:hAnsi="Avenir Next" w:cs="Avenir Next" w:eastAsia="Avenir Next"/>
-          <w:color w:val="1A1A1A"/>
-          <w:sz w:val="18"/>
-          <w:szCs w:val="18"/>
-        </w:rPr>
         <w:tab/>
       </w:r>
       <w:r>
         <w:rPr>
           <w:rFonts w:ascii="Avenir Next" w:hAnsi="Avenir Next" w:cs="Avenir Next" w:eastAsia="Avenir Next"/>
           <w:color w:val="1A1A1A"/>
+          <w:sz w:val="22"/>
+          <w:szCs w:val="21"/>
+        </w:rPr>
+        <w:t xml:space="preserve">Shape: </w:t>
+      </w:r>
+      <w:r>
+        <w:rPr>
+          <w:rFonts w:ascii="Avenir Next" w:hAnsi="Avenir Next" w:cs="Avenir Next" w:eastAsia="Avenir Next"/>
+          <w:color w:val="1A1A1A"/>
           <w:sz w:val="21"/>
           <w:szCs w:val="21"/>
-        </w:rPr>
-        <w:t xml:space="preserve">Shape: </w:t>
-      </w:r>
-      <w:r>
-        <w:rPr>
-          <w:rFonts w:ascii="Avenir Next" w:hAnsi="Avenir Next" w:cs="Avenir Next" w:eastAsia="Avenir Next"/>
-          <w:color w:val="1A1A1A"/>
-          <w:sz w:val="21"/>
-          <w:szCs w:val="21"/>
           <w:u w:val="single"/>
         </w:rPr>
         <w:t xml:space="preserve">                </w:t>
@@ -1141,6 +1150,7 @@
     </w:p>
     <w:p>
       <w:pPr>
+        <w:pStyle w:val="Heading2"/>
         <w:keepNext/>
         <w:pBdr>
           <w:bottom w:val="single" w:sz="8" w:space="3" w:color="003A70"/>
@@ -1156,7 +1166,7 @@
           <w:b/>
           <w:color w:val="003A70"/>
           <w:spacing w:val="14"/>
-          <w:sz w:val="19"/>
+          <w:sz w:val="22"/>
           <w:szCs w:val="19"/>
         </w:rPr>
         <w:t xml:space="preserve">YOUR TURN</w:t>
@@ -1175,7 +1185,7 @@
           <w:rFonts w:ascii="Avenir Next" w:hAnsi="Avenir Next" w:cs="Avenir Next" w:eastAsia="Avenir Next"/>
           <w:i/>
           <w:color w:val="5A5F66"/>
-          <w:sz w:val="17"/>
+          <w:sz w:val="22"/>
           <w:szCs w:val="17"/>
         </w:rPr>
         <w:t xml:space="preserve">use the steps on your own</w:t>
@@ -1561,7 +1571,7 @@
       <w:pPr>
         <w:pageBreakBefore/>
         <w:keepNext/>
-        <w:spacing w:before="0" w:after="12" w:line="264" w:lineRule="auto"/>
+        <w:spacing w:before="0" w:after="12" w:line="252" w:lineRule="auto"/>
       </w:pPr>
       <w:r>
         <w:rPr>
@@ -1570,7 +1580,7 @@
           <w:caps/>
           <w:color w:val="003A70"/>
           <w:spacing w:val="12"/>
-          <w:sz w:val="19"/>
+          <w:sz w:val="22"/>
           <w:szCs w:val="19"/>
         </w:rPr>
         <w:t xml:space="preserve">Lesson 2-10  ·  Session 2  ·  Prerequisite Practice A  ·  Skill 2 of 2</w:t>
@@ -1578,6 +1588,7 @@
     </w:p>
     <w:p>
       <w:pPr>
+        <w:pStyle w:val="Heading1"/>
         <w:keepNext/>
         <w:spacing w:before="0" w:after="10" w:line="240" w:lineRule="auto"/>
       </w:pPr>
@@ -1597,13 +1608,13 @@
         <w:pBdr>
           <w:bottom w:val="single" w:sz="4" w:space="5" w:color="C9CDD2"/>
         </w:pBdr>
-        <w:spacing w:before="0" w:after="60" w:line="264" w:lineRule="auto"/>
+        <w:spacing w:before="0" w:after="60" w:line="252" w:lineRule="auto"/>
       </w:pPr>
       <w:r>
         <w:rPr>
           <w:rFonts w:ascii="Avenir Next" w:hAnsi="Avenir Next" w:cs="Avenir Next" w:eastAsia="Avenir Next"/>
           <w:color w:val="5A5F66"/>
-          <w:sz w:val="17"/>
+          <w:sz w:val="22"/>
           <w:szCs w:val="17"/>
         </w:rPr>
         <w:t xml:space="preserve">Builds on Lesson 2-5 Session 1 · 6.SP.B.5c</w:t>
@@ -1646,7 +1657,8 @@
           </w:tcPr>
           <w:p>
             <w:pPr>
-              <w:spacing w:before="0" w:after="0" w:line="252" w:lineRule="auto"/>
+              <w:pStyle w:val="Heading2"/>
+              <w:spacing w:before="0" w:after="0" w:line="246" w:lineRule="auto"/>
             </w:pPr>
             <w:r>
               <w:rPr>
@@ -1669,13 +1681,13 @@
           </w:tcPr>
           <w:p>
             <w:pPr>
-              <w:spacing w:before="0" w:after="0" w:line="264" w:lineRule="auto"/>
+              <w:spacing w:before="0" w:after="0" w:line="252" w:lineRule="auto"/>
             </w:pPr>
             <w:r>
               <w:rPr>
                 <w:rFonts w:ascii="Avenir Next" w:hAnsi="Avenir Next" w:cs="Avenir Next" w:eastAsia="Avenir Next"/>
                 <w:color w:val="1A1A1A"/>
-                <w:sz w:val="20"/>
+                <w:sz w:val="22"/>
                 <w:szCs w:val="20"/>
               </w:rPr>
               <w:t xml:space="preserve">In Problem 4 the ticket sales are skewed, so you report the median and the IQR.</w:t>
@@ -1695,7 +1707,8 @@
           </w:tcPr>
           <w:p>
             <w:pPr>
-              <w:spacing w:before="0" w:after="0" w:line="252" w:lineRule="auto"/>
+              <w:pStyle w:val="Heading2"/>
+              <w:spacing w:before="0" w:after="0" w:line="246" w:lineRule="auto"/>
             </w:pPr>
             <w:r>
               <w:rPr>
@@ -1718,13 +1731,13 @@
           </w:tcPr>
           <w:p>
             <w:pPr>
-              <w:spacing w:before="0" w:after="0" w:line="264" w:lineRule="auto"/>
+              <w:spacing w:before="0" w:after="0" w:line="252" w:lineRule="auto"/>
             </w:pPr>
             <w:r>
               <w:rPr>
                 <w:rFonts w:ascii="Avenir Next" w:hAnsi="Avenir Next" w:cs="Avenir Next" w:eastAsia="Avenir Next"/>
                 <w:color w:val="1A1A1A"/>
-                <w:sz w:val="20"/>
+                <w:sz w:val="22"/>
                 <w:szCs w:val="20"/>
               </w:rPr>
               <w:t xml:space="preserve">Find the range and the interquartile range (IQR) of a data set.  </w:t>
@@ -1734,7 +1747,7 @@
                 <w:rFonts w:ascii="Avenir Next" w:hAnsi="Avenir Next" w:cs="Avenir Next" w:eastAsia="Avenir Next"/>
                 <w:b/>
                 <w:color w:val="1A1A1A"/>
-                <w:sz w:val="20"/>
+                <w:sz w:val="22"/>
                 <w:szCs w:val="20"/>
               </w:rPr>
               <w:t xml:space="preserve">You will use it in Practice Form A, problems 4 and 8.</w:t>
@@ -1745,6 +1758,7 @@
     </w:tbl>
     <w:p>
       <w:pPr>
+        <w:pStyle w:val="Heading2"/>
         <w:keepNext/>
         <w:pBdr>
           <w:bottom w:val="single" w:sz="8" w:space="3" w:color="003A70"/>
@@ -1760,7 +1774,7 @@
           <w:b/>
           <w:color w:val="003A70"/>
           <w:spacing w:val="14"/>
-          <w:sz w:val="19"/>
+          <w:sz w:val="22"/>
           <w:szCs w:val="19"/>
         </w:rPr>
         <w:t xml:space="preserve">STEPS TO FOLLOW</w:t>
@@ -1779,7 +1793,7 @@
           <w:rFonts w:ascii="Avenir Next" w:hAnsi="Avenir Next" w:cs="Avenir Next" w:eastAsia="Avenir Next"/>
           <w:i/>
           <w:color w:val="5A5F66"/>
-          <w:sz w:val="17"/>
+          <w:sz w:val="22"/>
           <w:szCs w:val="17"/>
         </w:rPr>
         <w:t xml:space="preserve">use these same steps on every problem</w:t>
@@ -1821,6 +1835,7 @@
           </w:tcPr>
           <w:p>
             <w:pPr>
+              <w:pStyle w:val="Heading1"/>
               <w:spacing w:before="0" w:after="0" w:line="240" w:lineRule="auto"/>
               <w:jc w:val="center"/>
             </w:pPr>
@@ -1843,14 +1858,14 @@
           </w:tcPr>
           <w:p>
             <w:pPr>
-              <w:spacing w:before="0" w:after="0" w:line="264" w:lineRule="auto"/>
+              <w:spacing w:before="0" w:after="0" w:line="252" w:lineRule="auto"/>
             </w:pPr>
             <w:r>
               <w:rPr>
                 <w:rFonts w:ascii="Avenir Next" w:hAnsi="Avenir Next" w:cs="Avenir Next" w:eastAsia="Avenir Next"/>
                 <w:b/>
                 <w:color w:val="1A1A1A"/>
-                <w:sz w:val="21"/>
+                <w:sz w:val="22"/>
                 <w:szCs w:val="21"/>
               </w:rPr>
               <w:t xml:space="preserve">Order</w:t>
@@ -1859,7 +1874,7 @@
               <w:rPr>
                 <w:rFonts w:ascii="Avenir Next" w:hAnsi="Avenir Next" w:cs="Avenir Next" w:eastAsia="Avenir Next"/>
                 <w:color w:val="1A1A1A"/>
-                <w:sz w:val="21"/>
+                <w:sz w:val="22"/>
                 <w:szCs w:val="21"/>
               </w:rPr>
               <w:t xml:space="preserve"> the values. Range = greatest − least.</w:t>
@@ -1878,6 +1893,7 @@
           </w:tcPr>
           <w:p>
             <w:pPr>
+              <w:pStyle w:val="Heading1"/>
               <w:spacing w:before="0" w:after="0" w:line="240" w:lineRule="auto"/>
               <w:jc w:val="center"/>
             </w:pPr>
@@ -1900,14 +1916,14 @@
           </w:tcPr>
           <w:p>
             <w:pPr>
-              <w:spacing w:before="0" w:after="0" w:line="264" w:lineRule="auto"/>
+              <w:spacing w:before="0" w:after="0" w:line="252" w:lineRule="auto"/>
             </w:pPr>
             <w:r>
               <w:rPr>
                 <w:rFonts w:ascii="Avenir Next" w:hAnsi="Avenir Next" w:cs="Avenir Next" w:eastAsia="Avenir Next"/>
                 <w:b/>
                 <w:color w:val="1A1A1A"/>
-                <w:sz w:val="21"/>
+                <w:sz w:val="22"/>
                 <w:szCs w:val="21"/>
               </w:rPr>
               <w:t xml:space="preserve">Find</w:t>
@@ -1916,7 +1932,7 @@
               <w:rPr>
                 <w:rFonts w:ascii="Avenir Next" w:hAnsi="Avenir Next" w:cs="Avenir Next" w:eastAsia="Avenir Next"/>
                 <w:color w:val="1A1A1A"/>
-                <w:sz w:val="21"/>
+                <w:sz w:val="22"/>
                 <w:szCs w:val="21"/>
               </w:rPr>
               <w:t xml:space="preserve"> Q1 and Q3, the medians of the lower and upper halves.</w:t>
@@ -1935,6 +1951,7 @@
           </w:tcPr>
           <w:p>
             <w:pPr>
+              <w:pStyle w:val="Heading1"/>
               <w:spacing w:before="0" w:after="0" w:line="240" w:lineRule="auto"/>
               <w:jc w:val="center"/>
             </w:pPr>
@@ -1957,14 +1974,14 @@
           </w:tcPr>
           <w:p>
             <w:pPr>
-              <w:spacing w:before="0" w:after="0" w:line="264" w:lineRule="auto"/>
+              <w:spacing w:before="0" w:after="0" w:line="252" w:lineRule="auto"/>
             </w:pPr>
             <w:r>
               <w:rPr>
                 <w:rFonts w:ascii="Avenir Next" w:hAnsi="Avenir Next" w:cs="Avenir Next" w:eastAsia="Avenir Next"/>
                 <w:b/>
                 <w:color w:val="1A1A1A"/>
-                <w:sz w:val="21"/>
+                <w:sz w:val="22"/>
                 <w:szCs w:val="21"/>
               </w:rPr>
               <w:t xml:space="preserve">Subtract</w:t>
@@ -1973,7 +1990,7 @@
               <w:rPr>
                 <w:rFonts w:ascii="Avenir Next" w:hAnsi="Avenir Next" w:cs="Avenir Next" w:eastAsia="Avenir Next"/>
                 <w:color w:val="1A1A1A"/>
-                <w:sz w:val="21"/>
+                <w:sz w:val="22"/>
                 <w:szCs w:val="21"/>
               </w:rPr>
               <w:t xml:space="preserve">: IQR = Q3 − Q1.</w:t>
@@ -1984,6 +2001,7 @@
     </w:tbl>
     <w:p>
       <w:pPr>
+        <w:pStyle w:val="Heading2"/>
         <w:keepNext/>
         <w:pBdr>
           <w:bottom w:val="single" w:sz="8" w:space="3" w:color="003A70"/>
@@ -1999,7 +2017,7 @@
           <w:b/>
           <w:color w:val="003A70"/>
           <w:spacing w:val="14"/>
-          <w:sz w:val="19"/>
+          <w:sz w:val="22"/>
           <w:szCs w:val="19"/>
         </w:rPr>
         <w:t xml:space="preserve">WATCH ME</w:t>
@@ -2018,7 +2036,7 @@
           <w:rFonts w:ascii="Avenir Next" w:hAnsi="Avenir Next" w:cs="Avenir Next" w:eastAsia="Avenir Next"/>
           <w:i/>
           <w:color w:val="5A5F66"/>
-          <w:sz w:val="17"/>
+          <w:sz w:val="22"/>
           <w:szCs w:val="17"/>
         </w:rPr>
         <w:t xml:space="preserve">the steps in action</w:t>
@@ -2026,14 +2044,14 @@
     </w:p>
     <w:p>
       <w:pPr>
-        <w:spacing w:before="0" w:after="40" w:line="264" w:lineRule="auto"/>
-      </w:pPr>
-      <w:r>
-        <w:rPr>
-          <w:rFonts w:ascii="Avenir Next" w:hAnsi="Avenir Next" w:cs="Avenir Next" w:eastAsia="Avenir Next"/>
-          <w:b/>
-          <w:color w:val="1A1A1A"/>
-          <w:sz w:val="21"/>
+        <w:spacing w:before="0" w:after="40" w:line="252" w:lineRule="auto"/>
+      </w:pPr>
+      <w:r>
+        <w:rPr>
+          <w:rFonts w:ascii="Avenir Next" w:hAnsi="Avenir Next" w:cs="Avenir Next" w:eastAsia="Avenir Next"/>
+          <w:b/>
+          <w:color w:val="1A1A1A"/>
+          <w:sz w:val="22"/>
           <w:szCs w:val="21"/>
         </w:rPr>
         <w:t xml:space="preserve">Find the range and IQR of 12, 13, 15, 17, 19, 21, 400.</w:t>
@@ -2044,7 +2062,7 @@
         <w:tabs>
           <w:tab w:val="left" w:pos="950"/>
         </w:tabs>
-        <w:spacing w:before="0" w:after="24" w:line="256" w:lineRule="auto"/>
+        <w:spacing w:before="0" w:after="24" w:line="248" w:lineRule="auto"/>
         <w:ind w:left="950" w:hanging="950"/>
       </w:pPr>
       <w:r>
@@ -2052,25 +2070,25 @@
           <w:rFonts w:ascii="Avenir Next" w:hAnsi="Avenir Next" w:cs="Avenir Next" w:eastAsia="Avenir Next"/>
           <w:b/>
           <w:color w:val="003A70"/>
+          <w:sz w:val="22"/>
+          <w:szCs w:val="19"/>
+        </w:rPr>
+        <w:t xml:space="preserve">Step 1</w:t>
+      </w:r>
+      <w:r>
+        <w:rPr>
+          <w:rFonts w:ascii="Avenir Next" w:hAnsi="Avenir Next" w:cs="Avenir Next" w:eastAsia="Avenir Next"/>
+          <w:color w:val="1A1A1A"/>
           <w:sz w:val="19"/>
           <w:szCs w:val="19"/>
         </w:rPr>
-        <w:t xml:space="preserve">Step 1</w:t>
-      </w:r>
-      <w:r>
-        <w:rPr>
-          <w:rFonts w:ascii="Avenir Next" w:hAnsi="Avenir Next" w:cs="Avenir Next" w:eastAsia="Avenir Next"/>
-          <w:color w:val="1A1A1A"/>
-          <w:sz w:val="19"/>
-          <w:szCs w:val="19"/>
-        </w:rPr>
         <w:tab/>
       </w:r>
       <w:r>
         <w:rPr>
           <w:rFonts w:ascii="Avenir Next" w:hAnsi="Avenir Next" w:cs="Avenir Next" w:eastAsia="Avenir Next"/>
           <w:color w:val="1A1A1A"/>
-          <w:sz w:val="21"/>
+          <w:sz w:val="22"/>
           <w:szCs w:val="21"/>
         </w:rPr>
         <w:t xml:space="preserve">Range = 400 − 12 = 388.</w:t>
@@ -2081,7 +2099,7 @@
         <w:tabs>
           <w:tab w:val="left" w:pos="950"/>
         </w:tabs>
-        <w:spacing w:before="0" w:after="24" w:line="256" w:lineRule="auto"/>
+        <w:spacing w:before="0" w:after="24" w:line="248" w:lineRule="auto"/>
         <w:ind w:left="950" w:hanging="950"/>
       </w:pPr>
       <w:r>
@@ -2089,25 +2107,25 @@
           <w:rFonts w:ascii="Avenir Next" w:hAnsi="Avenir Next" w:cs="Avenir Next" w:eastAsia="Avenir Next"/>
           <w:b/>
           <w:color w:val="003A70"/>
+          <w:sz w:val="22"/>
+          <w:szCs w:val="19"/>
+        </w:rPr>
+        <w:t xml:space="preserve">Step 2</w:t>
+      </w:r>
+      <w:r>
+        <w:rPr>
+          <w:rFonts w:ascii="Avenir Next" w:hAnsi="Avenir Next" w:cs="Avenir Next" w:eastAsia="Avenir Next"/>
+          <w:color w:val="1A1A1A"/>
           <w:sz w:val="19"/>
           <w:szCs w:val="19"/>
         </w:rPr>
-        <w:t xml:space="preserve">Step 2</w:t>
-      </w:r>
-      <w:r>
-        <w:rPr>
-          <w:rFonts w:ascii="Avenir Next" w:hAnsi="Avenir Next" w:cs="Avenir Next" w:eastAsia="Avenir Next"/>
-          <w:color w:val="1A1A1A"/>
-          <w:sz w:val="19"/>
-          <w:szCs w:val="19"/>
-        </w:rPr>
         <w:tab/>
       </w:r>
       <w:r>
         <w:rPr>
           <w:rFonts w:ascii="Avenir Next" w:hAnsi="Avenir Next" w:cs="Avenir Next" w:eastAsia="Avenir Next"/>
           <w:color w:val="1A1A1A"/>
-          <w:sz w:val="21"/>
+          <w:sz w:val="22"/>
           <w:szCs w:val="21"/>
         </w:rPr>
         <w:t xml:space="preserve">Lower half 12, 13, 15: Q1 = 13. Upper half 19, 21, 400: Q3 = 21.</w:t>
@@ -2118,7 +2136,7 @@
         <w:tabs>
           <w:tab w:val="left" w:pos="950"/>
         </w:tabs>
-        <w:spacing w:before="0" w:after="24" w:line="256" w:lineRule="auto"/>
+        <w:spacing w:before="0" w:after="24" w:line="248" w:lineRule="auto"/>
         <w:ind w:left="950" w:hanging="950"/>
       </w:pPr>
       <w:r>
@@ -2126,25 +2144,25 @@
           <w:rFonts w:ascii="Avenir Next" w:hAnsi="Avenir Next" w:cs="Avenir Next" w:eastAsia="Avenir Next"/>
           <w:b/>
           <w:color w:val="003A70"/>
+          <w:sz w:val="22"/>
+          <w:szCs w:val="19"/>
+        </w:rPr>
+        <w:t xml:space="preserve">Step 3</w:t>
+      </w:r>
+      <w:r>
+        <w:rPr>
+          <w:rFonts w:ascii="Avenir Next" w:hAnsi="Avenir Next" w:cs="Avenir Next" w:eastAsia="Avenir Next"/>
+          <w:color w:val="1A1A1A"/>
           <w:sz w:val="19"/>
           <w:szCs w:val="19"/>
         </w:rPr>
-        <w:t xml:space="preserve">Step 3</w:t>
-      </w:r>
-      <w:r>
-        <w:rPr>
-          <w:rFonts w:ascii="Avenir Next" w:hAnsi="Avenir Next" w:cs="Avenir Next" w:eastAsia="Avenir Next"/>
-          <w:color w:val="1A1A1A"/>
-          <w:sz w:val="19"/>
-          <w:szCs w:val="19"/>
-        </w:rPr>
         <w:tab/>
       </w:r>
       <w:r>
         <w:rPr>
           <w:rFonts w:ascii="Avenir Next" w:hAnsi="Avenir Next" w:cs="Avenir Next" w:eastAsia="Avenir Next"/>
           <w:color w:val="1A1A1A"/>
-          <w:sz w:val="21"/>
+          <w:sz w:val="22"/>
           <w:szCs w:val="21"/>
         </w:rPr>
         <w:t xml:space="preserve">IQR = 21 − 13 = 8.</w:t>
@@ -2155,7 +2173,7 @@
         <w:tabs>
           <w:tab w:val="left" w:pos="950"/>
         </w:tabs>
-        <w:spacing w:before="20" w:after="0" w:line="256" w:lineRule="auto"/>
+        <w:spacing w:before="20" w:after="0" w:line="248" w:lineRule="auto"/>
         <w:ind w:left="950" w:hanging="950"/>
       </w:pPr>
       <w:r>
@@ -2163,18 +2181,18 @@
           <w:rFonts w:ascii="Avenir Next" w:hAnsi="Avenir Next" w:cs="Avenir Next" w:eastAsia="Avenir Next"/>
           <w:b/>
           <w:color w:val="1A1A1A"/>
+          <w:sz w:val="22"/>
+          <w:szCs w:val="21"/>
+        </w:rPr>
+        <w:t xml:space="preserve">Answer</w:t>
+      </w:r>
+      <w:r>
+        <w:rPr>
+          <w:rFonts w:ascii="Avenir Next" w:hAnsi="Avenir Next" w:cs="Avenir Next" w:eastAsia="Avenir Next"/>
+          <w:color w:val="1A1A1A"/>
           <w:sz w:val="21"/>
           <w:szCs w:val="21"/>
         </w:rPr>
-        <w:t xml:space="preserve">Answer</w:t>
-      </w:r>
-      <w:r>
-        <w:rPr>
-          <w:rFonts w:ascii="Avenir Next" w:hAnsi="Avenir Next" w:cs="Avenir Next" w:eastAsia="Avenir Next"/>
-          <w:color w:val="1A1A1A"/>
-          <w:sz w:val="21"/>
-          <w:szCs w:val="21"/>
-        </w:rPr>
         <w:tab/>
       </w:r>
       <w:r>
@@ -2182,7 +2200,7 @@
           <w:rFonts w:ascii="Avenir Next" w:hAnsi="Avenir Next" w:cs="Avenir Next" w:eastAsia="Avenir Next"/>
           <w:b/>
           <w:color w:val="1A1A1A"/>
-          <w:sz w:val="21"/>
+          <w:sz w:val="22"/>
           <w:szCs w:val="21"/>
         </w:rPr>
         <w:t xml:space="preserve">range 388, IQR 8</w:t>
@@ -2190,6 +2208,7 @@
     </w:p>
     <w:p>
       <w:pPr>
+        <w:pStyle w:val="Heading2"/>
         <w:keepNext/>
         <w:pBdr>
           <w:bottom w:val="single" w:sz="8" w:space="3" w:color="003A70"/>
@@ -2205,7 +2224,7 @@
           <w:b/>
           <w:color w:val="003A70"/>
           <w:spacing w:val="14"/>
-          <w:sz w:val="19"/>
+          <w:sz w:val="22"/>
           <w:szCs w:val="19"/>
         </w:rPr>
         <w:t xml:space="preserve">TRY IT WITH HELP</w:t>
@@ -2224,7 +2243,7 @@
           <w:rFonts w:ascii="Avenir Next" w:hAnsi="Avenir Next" w:cs="Avenir Next" w:eastAsia="Avenir Next"/>
           <w:i/>
           <w:color w:val="5A5F66"/>
-          <w:sz w:val="17"/>
+          <w:sz w:val="22"/>
           <w:szCs w:val="17"/>
         </w:rPr>
         <w:t xml:space="preserve">fill in each step</w:t>
@@ -2236,7 +2255,7 @@
         <w:tabs>
           <w:tab w:val="left" w:pos="432"/>
         </w:tabs>
-        <w:spacing w:before="90" w:after="40" w:line="268" w:lineRule="auto"/>
+        <w:spacing w:before="90" w:after="40" w:line="254" w:lineRule="auto"/>
         <w:ind w:left="432" w:hanging="432"/>
       </w:pPr>
       <w:r>
@@ -2274,7 +2293,7 @@
         <w:tabs>
           <w:tab w:val="left" w:pos="1300"/>
         </w:tabs>
-        <w:spacing w:before="0" w:after="24" w:line="272" w:lineRule="auto"/>
+        <w:spacing w:before="0" w:after="24" w:line="256" w:lineRule="auto"/>
         <w:ind w:left="1300" w:hanging="868"/>
       </w:pPr>
       <w:r>
@@ -2282,25 +2301,25 @@
           <w:rFonts w:ascii="Avenir Next" w:hAnsi="Avenir Next" w:cs="Avenir Next" w:eastAsia="Avenir Next"/>
           <w:b/>
           <w:color w:val="003A70"/>
+          <w:sz w:val="22"/>
+          <w:szCs w:val="18"/>
+        </w:rPr>
+        <w:t xml:space="preserve">Step 1</w:t>
+      </w:r>
+      <w:r>
+        <w:rPr>
+          <w:rFonts w:ascii="Avenir Next" w:hAnsi="Avenir Next" w:cs="Avenir Next" w:eastAsia="Avenir Next"/>
+          <w:color w:val="1A1A1A"/>
           <w:sz w:val="18"/>
           <w:szCs w:val="18"/>
         </w:rPr>
-        <w:t xml:space="preserve">Step 1</w:t>
-      </w:r>
-      <w:r>
-        <w:rPr>
-          <w:rFonts w:ascii="Avenir Next" w:hAnsi="Avenir Next" w:cs="Avenir Next" w:eastAsia="Avenir Next"/>
-          <w:color w:val="1A1A1A"/>
-          <w:sz w:val="18"/>
-          <w:szCs w:val="18"/>
-        </w:rPr>
         <w:tab/>
       </w:r>
       <w:r>
         <w:rPr>
           <w:rFonts w:ascii="Avenir Next" w:hAnsi="Avenir Next" w:cs="Avenir Next" w:eastAsia="Avenir Next"/>
           <w:color w:val="1A1A1A"/>
-          <w:sz w:val="21"/>
+          <w:sz w:val="22"/>
           <w:szCs w:val="21"/>
         </w:rPr>
         <w:t xml:space="preserve">Range = 14 − 2 = </w:t>
@@ -2322,7 +2341,7 @@
         <w:tabs>
           <w:tab w:val="left" w:pos="1300"/>
         </w:tabs>
-        <w:spacing w:before="0" w:after="24" w:line="272" w:lineRule="auto"/>
+        <w:spacing w:before="0" w:after="24" w:line="256" w:lineRule="auto"/>
         <w:ind w:left="1300" w:hanging="868"/>
       </w:pPr>
       <w:r>
@@ -2330,35 +2349,35 @@
           <w:rFonts w:ascii="Avenir Next" w:hAnsi="Avenir Next" w:cs="Avenir Next" w:eastAsia="Avenir Next"/>
           <w:b/>
           <w:color w:val="003A70"/>
+          <w:sz w:val="22"/>
+          <w:szCs w:val="18"/>
+        </w:rPr>
+        <w:t xml:space="preserve">Step 2</w:t>
+      </w:r>
+      <w:r>
+        <w:rPr>
+          <w:rFonts w:ascii="Avenir Next" w:hAnsi="Avenir Next" w:cs="Avenir Next" w:eastAsia="Avenir Next"/>
+          <w:color w:val="1A1A1A"/>
           <w:sz w:val="18"/>
           <w:szCs w:val="18"/>
         </w:rPr>
-        <w:t xml:space="preserve">Step 2</w:t>
-      </w:r>
-      <w:r>
-        <w:rPr>
-          <w:rFonts w:ascii="Avenir Next" w:hAnsi="Avenir Next" w:cs="Avenir Next" w:eastAsia="Avenir Next"/>
-          <w:color w:val="1A1A1A"/>
-          <w:sz w:val="18"/>
-          <w:szCs w:val="18"/>
-        </w:rPr>
         <w:tab/>
       </w:r>
       <w:r>
         <w:rPr>
           <w:rFonts w:ascii="Avenir Next" w:hAnsi="Avenir Next" w:cs="Avenir Next" w:eastAsia="Avenir Next"/>
           <w:color w:val="1A1A1A"/>
+          <w:sz w:val="22"/>
+          <w:szCs w:val="21"/>
+        </w:rPr>
+        <w:t xml:space="preserve">Q1 = </w:t>
+      </w:r>
+      <w:r>
+        <w:rPr>
+          <w:rFonts w:ascii="Avenir Next" w:hAnsi="Avenir Next" w:cs="Avenir Next" w:eastAsia="Avenir Next"/>
+          <w:color w:val="1A1A1A"/>
           <w:sz w:val="21"/>
           <w:szCs w:val="21"/>
-        </w:rPr>
-        <w:t xml:space="preserve">Q1 = </w:t>
-      </w:r>
-      <w:r>
-        <w:rPr>
-          <w:rFonts w:ascii="Avenir Next" w:hAnsi="Avenir Next" w:cs="Avenir Next" w:eastAsia="Avenir Next"/>
-          <w:color w:val="1A1A1A"/>
-          <w:sz w:val="21"/>
-          <w:szCs w:val="21"/>
           <w:u w:val="single"/>
         </w:rPr>
         <w:t xml:space="preserve">                </w:t>
@@ -2367,7 +2386,7 @@
         <w:rPr>
           <w:rFonts w:ascii="Avenir Next" w:hAnsi="Avenir Next" w:cs="Avenir Next" w:eastAsia="Avenir Next"/>
           <w:color w:val="1A1A1A"/>
-          <w:sz w:val="21"/>
+          <w:sz w:val="22"/>
           <w:szCs w:val="21"/>
         </w:rPr>
         <w:t xml:space="preserve">. Q3 = </w:t>
@@ -2389,7 +2408,7 @@
         <w:tabs>
           <w:tab w:val="left" w:pos="1300"/>
         </w:tabs>
-        <w:spacing w:before="0" w:after="24" w:line="272" w:lineRule="auto"/>
+        <w:spacing w:before="0" w:after="24" w:line="256" w:lineRule="auto"/>
         <w:ind w:left="1300" w:hanging="868"/>
       </w:pPr>
       <w:r>
@@ -2397,25 +2416,25 @@
           <w:rFonts w:ascii="Avenir Next" w:hAnsi="Avenir Next" w:cs="Avenir Next" w:eastAsia="Avenir Next"/>
           <w:b/>
           <w:color w:val="003A70"/>
+          <w:sz w:val="22"/>
+          <w:szCs w:val="18"/>
+        </w:rPr>
+        <w:t xml:space="preserve">Step 3</w:t>
+      </w:r>
+      <w:r>
+        <w:rPr>
+          <w:rFonts w:ascii="Avenir Next" w:hAnsi="Avenir Next" w:cs="Avenir Next" w:eastAsia="Avenir Next"/>
+          <w:color w:val="1A1A1A"/>
           <w:sz w:val="18"/>
           <w:szCs w:val="18"/>
         </w:rPr>
-        <w:t xml:space="preserve">Step 3</w:t>
-      </w:r>
-      <w:r>
-        <w:rPr>
-          <w:rFonts w:ascii="Avenir Next" w:hAnsi="Avenir Next" w:cs="Avenir Next" w:eastAsia="Avenir Next"/>
-          <w:color w:val="1A1A1A"/>
-          <w:sz w:val="18"/>
-          <w:szCs w:val="18"/>
-        </w:rPr>
         <w:tab/>
       </w:r>
       <w:r>
         <w:rPr>
           <w:rFonts w:ascii="Avenir Next" w:hAnsi="Avenir Next" w:cs="Avenir Next" w:eastAsia="Avenir Next"/>
           <w:color w:val="1A1A1A"/>
-          <w:sz w:val="21"/>
+          <w:sz w:val="22"/>
           <w:szCs w:val="21"/>
         </w:rPr>
         <w:t xml:space="preserve">IQR = 12 − 4 = </w:t>
@@ -2442,7 +2461,7 @@
         <w:tabs>
           <w:tab w:val="left" w:pos="432"/>
         </w:tabs>
-        <w:spacing w:before="90" w:after="40" w:line="268" w:lineRule="auto"/>
+        <w:spacing w:before="90" w:after="40" w:line="254" w:lineRule="auto"/>
         <w:ind w:left="432" w:hanging="432"/>
       </w:pPr>
       <w:r>
@@ -2480,7 +2499,7 @@
         <w:tabs>
           <w:tab w:val="left" w:pos="1300"/>
         </w:tabs>
-        <w:spacing w:before="0" w:after="24" w:line="272" w:lineRule="auto"/>
+        <w:spacing w:before="0" w:after="24" w:line="256" w:lineRule="auto"/>
         <w:ind w:left="1300" w:hanging="868"/>
       </w:pPr>
       <w:r>
@@ -2488,25 +2507,25 @@
           <w:rFonts w:ascii="Avenir Next" w:hAnsi="Avenir Next" w:cs="Avenir Next" w:eastAsia="Avenir Next"/>
           <w:b/>
           <w:color w:val="003A70"/>
+          <w:sz w:val="22"/>
+          <w:szCs w:val="18"/>
+        </w:rPr>
+        <w:t xml:space="preserve">Step 1</w:t>
+      </w:r>
+      <w:r>
+        <w:rPr>
+          <w:rFonts w:ascii="Avenir Next" w:hAnsi="Avenir Next" w:cs="Avenir Next" w:eastAsia="Avenir Next"/>
+          <w:color w:val="1A1A1A"/>
           <w:sz w:val="18"/>
           <w:szCs w:val="18"/>
         </w:rPr>
-        <w:t xml:space="preserve">Step 1</w:t>
-      </w:r>
-      <w:r>
-        <w:rPr>
-          <w:rFonts w:ascii="Avenir Next" w:hAnsi="Avenir Next" w:cs="Avenir Next" w:eastAsia="Avenir Next"/>
-          <w:color w:val="1A1A1A"/>
-          <w:sz w:val="18"/>
-          <w:szCs w:val="18"/>
-        </w:rPr>
         <w:tab/>
       </w:r>
       <w:r>
         <w:rPr>
           <w:rFonts w:ascii="Avenir Next" w:hAnsi="Avenir Next" w:cs="Avenir Next" w:eastAsia="Avenir Next"/>
           <w:color w:val="1A1A1A"/>
-          <w:sz w:val="21"/>
+          <w:sz w:val="22"/>
           <w:szCs w:val="21"/>
         </w:rPr>
         <w:t xml:space="preserve">Range = 45 − 5 = </w:t>
@@ -2528,7 +2547,7 @@
         <w:tabs>
           <w:tab w:val="left" w:pos="1300"/>
         </w:tabs>
-        <w:spacing w:before="0" w:after="24" w:line="272" w:lineRule="auto"/>
+        <w:spacing w:before="0" w:after="24" w:line="256" w:lineRule="auto"/>
         <w:ind w:left="1300" w:hanging="868"/>
       </w:pPr>
       <w:r>
@@ -2536,35 +2555,35 @@
           <w:rFonts w:ascii="Avenir Next" w:hAnsi="Avenir Next" w:cs="Avenir Next" w:eastAsia="Avenir Next"/>
           <w:b/>
           <w:color w:val="003A70"/>
+          <w:sz w:val="22"/>
+          <w:szCs w:val="18"/>
+        </w:rPr>
+        <w:t xml:space="preserve">Step 2</w:t>
+      </w:r>
+      <w:r>
+        <w:rPr>
+          <w:rFonts w:ascii="Avenir Next" w:hAnsi="Avenir Next" w:cs="Avenir Next" w:eastAsia="Avenir Next"/>
+          <w:color w:val="1A1A1A"/>
           <w:sz w:val="18"/>
           <w:szCs w:val="18"/>
         </w:rPr>
-        <w:t xml:space="preserve">Step 2</w:t>
-      </w:r>
-      <w:r>
-        <w:rPr>
-          <w:rFonts w:ascii="Avenir Next" w:hAnsi="Avenir Next" w:cs="Avenir Next" w:eastAsia="Avenir Next"/>
-          <w:color w:val="1A1A1A"/>
-          <w:sz w:val="18"/>
-          <w:szCs w:val="18"/>
-        </w:rPr>
         <w:tab/>
       </w:r>
       <w:r>
         <w:rPr>
           <w:rFonts w:ascii="Avenir Next" w:hAnsi="Avenir Next" w:cs="Avenir Next" w:eastAsia="Avenir Next"/>
           <w:color w:val="1A1A1A"/>
+          <w:sz w:val="22"/>
+          <w:szCs w:val="21"/>
+        </w:rPr>
+        <w:t xml:space="preserve">Q1 = </w:t>
+      </w:r>
+      <w:r>
+        <w:rPr>
+          <w:rFonts w:ascii="Avenir Next" w:hAnsi="Avenir Next" w:cs="Avenir Next" w:eastAsia="Avenir Next"/>
+          <w:color w:val="1A1A1A"/>
           <w:sz w:val="21"/>
           <w:szCs w:val="21"/>
-        </w:rPr>
-        <w:t xml:space="preserve">Q1 = </w:t>
-      </w:r>
-      <w:r>
-        <w:rPr>
-          <w:rFonts w:ascii="Avenir Next" w:hAnsi="Avenir Next" w:cs="Avenir Next" w:eastAsia="Avenir Next"/>
-          <w:color w:val="1A1A1A"/>
-          <w:sz w:val="21"/>
-          <w:szCs w:val="21"/>
           <w:u w:val="single"/>
         </w:rPr>
         <w:t xml:space="preserve">                </w:t>
@@ -2573,7 +2592,7 @@
         <w:rPr>
           <w:rFonts w:ascii="Avenir Next" w:hAnsi="Avenir Next" w:cs="Avenir Next" w:eastAsia="Avenir Next"/>
           <w:color w:val="1A1A1A"/>
-          <w:sz w:val="21"/>
+          <w:sz w:val="22"/>
           <w:szCs w:val="21"/>
         </w:rPr>
         <w:t xml:space="preserve">. Q3 = </w:t>
@@ -2595,7 +2614,7 @@
         <w:tabs>
           <w:tab w:val="left" w:pos="1300"/>
         </w:tabs>
-        <w:spacing w:before="0" w:after="24" w:line="272" w:lineRule="auto"/>
+        <w:spacing w:before="0" w:after="24" w:line="256" w:lineRule="auto"/>
         <w:ind w:left="1300" w:hanging="868"/>
       </w:pPr>
       <w:r>
@@ -2603,35 +2622,35 @@
           <w:rFonts w:ascii="Avenir Next" w:hAnsi="Avenir Next" w:cs="Avenir Next" w:eastAsia="Avenir Next"/>
           <w:b/>
           <w:color w:val="003A70"/>
+          <w:sz w:val="22"/>
+          <w:szCs w:val="18"/>
+        </w:rPr>
+        <w:t xml:space="preserve">Step 3</w:t>
+      </w:r>
+      <w:r>
+        <w:rPr>
+          <w:rFonts w:ascii="Avenir Next" w:hAnsi="Avenir Next" w:cs="Avenir Next" w:eastAsia="Avenir Next"/>
+          <w:color w:val="1A1A1A"/>
           <w:sz w:val="18"/>
           <w:szCs w:val="18"/>
         </w:rPr>
-        <w:t xml:space="preserve">Step 3</w:t>
-      </w:r>
-      <w:r>
-        <w:rPr>
-          <w:rFonts w:ascii="Avenir Next" w:hAnsi="Avenir Next" w:cs="Avenir Next" w:eastAsia="Avenir Next"/>
-          <w:color w:val="1A1A1A"/>
-          <w:sz w:val="18"/>
-          <w:szCs w:val="18"/>
-        </w:rPr>
         <w:tab/>
       </w:r>
       <w:r>
         <w:rPr>
           <w:rFonts w:ascii="Avenir Next" w:hAnsi="Avenir Next" w:cs="Avenir Next" w:eastAsia="Avenir Next"/>
           <w:color w:val="1A1A1A"/>
+          <w:sz w:val="22"/>
+          <w:szCs w:val="21"/>
+        </w:rPr>
+        <w:t xml:space="preserve">IQR = </w:t>
+      </w:r>
+      <w:r>
+        <w:rPr>
+          <w:rFonts w:ascii="Avenir Next" w:hAnsi="Avenir Next" w:cs="Avenir Next" w:eastAsia="Avenir Next"/>
+          <w:color w:val="1A1A1A"/>
           <w:sz w:val="21"/>
           <w:szCs w:val="21"/>
-        </w:rPr>
-        <w:t xml:space="preserve">IQR = </w:t>
-      </w:r>
-      <w:r>
-        <w:rPr>
-          <w:rFonts w:ascii="Avenir Next" w:hAnsi="Avenir Next" w:cs="Avenir Next" w:eastAsia="Avenir Next"/>
-          <w:color w:val="1A1A1A"/>
-          <w:sz w:val="21"/>
-          <w:szCs w:val="21"/>
           <w:u w:val="single"/>
         </w:rPr>
         <w:t xml:space="preserve">                </w:t>
@@ -2644,6 +2663,7 @@
     </w:p>
     <w:p>
       <w:pPr>
+        <w:pStyle w:val="Heading2"/>
         <w:keepNext/>
         <w:pBdr>
           <w:bottom w:val="single" w:sz="8" w:space="3" w:color="003A70"/>
@@ -2659,7 +2679,7 @@
           <w:b/>
           <w:color w:val="003A70"/>
           <w:spacing w:val="14"/>
-          <w:sz w:val="19"/>
+          <w:sz w:val="22"/>
           <w:szCs w:val="19"/>
         </w:rPr>
         <w:t xml:space="preserve">YOUR TURN</w:t>
@@ -2678,7 +2698,7 @@
           <w:rFonts w:ascii="Avenir Next" w:hAnsi="Avenir Next" w:cs="Avenir Next" w:eastAsia="Avenir Next"/>
           <w:i/>
           <w:color w:val="5A5F66"/>
-          <w:sz w:val="17"/>
+          <w:sz w:val="22"/>
           <w:szCs w:val="17"/>
         </w:rPr>
         <w:t xml:space="preserve">use the steps on your own</w:t>
@@ -2728,7 +2748,7 @@
               <w:tabs>
                 <w:tab w:val="left" w:pos="432"/>
               </w:tabs>
-              <w:spacing w:before="90" w:after="40" w:line="268" w:lineRule="auto"/>
+              <w:spacing w:before="90" w:after="40" w:line="254" w:lineRule="auto"/>
               <w:ind w:left="432" w:hanging="432"/>
             </w:pPr>
             <w:r>
@@ -2801,7 +2821,7 @@
                     <w:tabs>
                       <w:tab w:val="left" w:pos="340"/>
                     </w:tabs>
-                    <w:spacing w:before="0" w:after="0" w:line="276" w:lineRule="auto"/>
+                    <w:spacing w:before="0" w:after="0" w:line="258" w:lineRule="auto"/>
                     <w:ind w:left="340" w:hanging="340"/>
                   </w:pPr>
                   <w:r>
@@ -2863,7 +2883,7 @@
                     <w:tabs>
                       <w:tab w:val="left" w:pos="340"/>
                     </w:tabs>
-                    <w:spacing w:before="0" w:after="0" w:line="276" w:lineRule="auto"/>
+                    <w:spacing w:before="0" w:after="0" w:line="258" w:lineRule="auto"/>
                     <w:ind w:left="340" w:hanging="340"/>
                   </w:pPr>
                   <w:r>
@@ -2931,7 +2951,7 @@
                     <w:tabs>
                       <w:tab w:val="left" w:pos="340"/>
                     </w:tabs>
-                    <w:spacing w:before="0" w:after="0" w:line="276" w:lineRule="auto"/>
+                    <w:spacing w:before="0" w:after="0" w:line="258" w:lineRule="auto"/>
                     <w:ind w:left="340" w:hanging="340"/>
                   </w:pPr>
                   <w:r>
@@ -2993,7 +3013,7 @@
                     <w:tabs>
                       <w:tab w:val="left" w:pos="340"/>
                     </w:tabs>
-                    <w:spacing w:before="0" w:after="0" w:line="276" w:lineRule="auto"/>
+                    <w:spacing w:before="0" w:after="0" w:line="258" w:lineRule="auto"/>
                     <w:ind w:left="340" w:hanging="340"/>
                   </w:pPr>
                   <w:r>
@@ -3062,6 +3082,7 @@
     </w:p>
     <w:p>
       <w:pPr>
+        <w:pStyle w:val="Heading2"/>
         <w:keepNext/>
         <w:pBdr>
           <w:bottom w:val="single" w:sz="8" w:space="3" w:color="003A70"/>
@@ -3077,7 +3098,7 @@
           <w:b/>
           <w:color w:val="003A70"/>
           <w:spacing w:val="14"/>
-          <w:sz w:val="19"/>
+          <w:sz w:val="22"/>
           <w:szCs w:val="19"/>
         </w:rPr>
         <w:t xml:space="preserve">READY CHECK</w:t>
@@ -3096,7 +3117,7 @@
           <w:rFonts w:ascii="Avenir Next" w:hAnsi="Avenir Next" w:cs="Avenir Next" w:eastAsia="Avenir Next"/>
           <w:i/>
           <w:color w:val="5A5F66"/>
-          <w:sz w:val="17"/>
+          <w:sz w:val="22"/>
           <w:szCs w:val="17"/>
         </w:rPr>
         <w:t xml:space="preserve">a problem like the one in today’s lesson</w:t>
@@ -3146,7 +3167,7 @@
               <w:tabs>
                 <w:tab w:val="left" w:pos="432"/>
               </w:tabs>
-              <w:spacing w:before="90" w:after="40" w:line="268" w:lineRule="auto"/>
+              <w:spacing w:before="90" w:after="40" w:line="254" w:lineRule="auto"/>
               <w:ind w:left="432" w:hanging="432"/>
             </w:pPr>
             <w:r>
@@ -3220,7 +3241,7 @@
                     <w:tabs>
                       <w:tab w:val="left" w:pos="340"/>
                     </w:tabs>
-                    <w:spacing w:before="0" w:after="0" w:line="264" w:lineRule="auto"/>
+                    <w:spacing w:before="0" w:after="0" w:line="252" w:lineRule="auto"/>
                     <w:ind w:left="340" w:hanging="340"/>
                   </w:pPr>
                   <w:r>
@@ -3228,25 +3249,25 @@
                       <w:rFonts w:ascii="Avenir Next" w:hAnsi="Avenir Next" w:cs="Avenir Next" w:eastAsia="Avenir Next"/>
                       <w:b/>
                       <w:color w:val="003A70"/>
+                      <w:sz w:val="22"/>
+                      <w:szCs w:val="21"/>
+                    </w:rPr>
+                    <w:t xml:space="preserve">A</w:t>
+                  </w:r>
+                  <w:r>
+                    <w:rPr>
+                      <w:rFonts w:ascii="Avenir Next" w:hAnsi="Avenir Next" w:cs="Avenir Next" w:eastAsia="Avenir Next"/>
+                      <w:color w:val="1A1A1A"/>
                       <w:sz w:val="21"/>
                       <w:szCs w:val="21"/>
                     </w:rPr>
-                    <w:t xml:space="preserve">A</w:t>
-                  </w:r>
-                  <w:r>
-                    <w:rPr>
-                      <w:rFonts w:ascii="Avenir Next" w:hAnsi="Avenir Next" w:cs="Avenir Next" w:eastAsia="Avenir Next"/>
-                      <w:color w:val="1A1A1A"/>
-                      <w:sz w:val="21"/>
-                      <w:szCs w:val="21"/>
-                    </w:rPr>
                     <w:tab/>
                   </w:r>
                   <w:r>
                     <w:rPr>
                       <w:rFonts w:ascii="Avenir Next" w:hAnsi="Avenir Next" w:cs="Avenir Next" w:eastAsia="Avenir Next"/>
                       <w:color w:val="1A1A1A"/>
-                      <w:sz w:val="21"/>
+                      <w:sz w:val="22"/>
                       <w:szCs w:val="21"/>
                     </w:rPr>
                     <w:t xml:space="preserve">17</w:t>
@@ -3263,7 +3284,7 @@
                     <w:tabs>
                       <w:tab w:val="left" w:pos="340"/>
                     </w:tabs>
-                    <w:spacing w:before="0" w:after="0" w:line="264" w:lineRule="auto"/>
+                    <w:spacing w:before="0" w:after="0" w:line="252" w:lineRule="auto"/>
                     <w:ind w:left="340" w:hanging="340"/>
                   </w:pPr>
                   <w:r>
@@ -3271,25 +3292,25 @@
                       <w:rFonts w:ascii="Avenir Next" w:hAnsi="Avenir Next" w:cs="Avenir Next" w:eastAsia="Avenir Next"/>
                       <w:b/>
                       <w:color w:val="003A70"/>
+                      <w:sz w:val="22"/>
+                      <w:szCs w:val="21"/>
+                    </w:rPr>
+                    <w:t xml:space="preserve">B</w:t>
+                  </w:r>
+                  <w:r>
+                    <w:rPr>
+                      <w:rFonts w:ascii="Avenir Next" w:hAnsi="Avenir Next" w:cs="Avenir Next" w:eastAsia="Avenir Next"/>
+                      <w:color w:val="1A1A1A"/>
                       <w:sz w:val="21"/>
                       <w:szCs w:val="21"/>
                     </w:rPr>
-                    <w:t xml:space="preserve">B</w:t>
-                  </w:r>
-                  <w:r>
-                    <w:rPr>
-                      <w:rFonts w:ascii="Avenir Next" w:hAnsi="Avenir Next" w:cs="Avenir Next" w:eastAsia="Avenir Next"/>
-                      <w:color w:val="1A1A1A"/>
-                      <w:sz w:val="21"/>
-                      <w:szCs w:val="21"/>
-                    </w:rPr>
                     <w:tab/>
                   </w:r>
                   <w:r>
                     <w:rPr>
                       <w:rFonts w:ascii="Avenir Next" w:hAnsi="Avenir Next" w:cs="Avenir Next" w:eastAsia="Avenir Next"/>
                       <w:color w:val="1A1A1A"/>
-                      <w:sz w:val="21"/>
+                      <w:sz w:val="22"/>
                       <w:szCs w:val="21"/>
                     </w:rPr>
                     <w:t xml:space="preserve">26</w:t>
@@ -3306,7 +3327,7 @@
                     <w:tabs>
                       <w:tab w:val="left" w:pos="340"/>
                     </w:tabs>
-                    <w:spacing w:before="0" w:after="0" w:line="264" w:lineRule="auto"/>
+                    <w:spacing w:before="0" w:after="0" w:line="252" w:lineRule="auto"/>
                     <w:ind w:left="340" w:hanging="340"/>
                   </w:pPr>
                   <w:r>
@@ -3314,25 +3335,25 @@
                       <w:rFonts w:ascii="Avenir Next" w:hAnsi="Avenir Next" w:cs="Avenir Next" w:eastAsia="Avenir Next"/>
                       <w:b/>
                       <w:color w:val="003A70"/>
+                      <w:sz w:val="22"/>
+                      <w:szCs w:val="21"/>
+                    </w:rPr>
+                    <w:t xml:space="preserve">C</w:t>
+                  </w:r>
+                  <w:r>
+                    <w:rPr>
+                      <w:rFonts w:ascii="Avenir Next" w:hAnsi="Avenir Next" w:cs="Avenir Next" w:eastAsia="Avenir Next"/>
+                      <w:color w:val="1A1A1A"/>
                       <w:sz w:val="21"/>
                       <w:szCs w:val="21"/>
                     </w:rPr>
-                    <w:t xml:space="preserve">C</w:t>
-                  </w:r>
-                  <w:r>
-                    <w:rPr>
-                      <w:rFonts w:ascii="Avenir Next" w:hAnsi="Avenir Next" w:cs="Avenir Next" w:eastAsia="Avenir Next"/>
-                      <w:color w:val="1A1A1A"/>
-                      <w:sz w:val="21"/>
-                      <w:szCs w:val="21"/>
-                    </w:rPr>
                     <w:tab/>
                   </w:r>
                   <w:r>
                     <w:rPr>
                       <w:rFonts w:ascii="Avenir Next" w:hAnsi="Avenir Next" w:cs="Avenir Next" w:eastAsia="Avenir Next"/>
                       <w:color w:val="1A1A1A"/>
-                      <w:sz w:val="21"/>
+                      <w:sz w:val="22"/>
                       <w:szCs w:val="21"/>
                     </w:rPr>
                     <w:t xml:space="preserve">24</w:t>
@@ -3349,7 +3370,7 @@
                     <w:tabs>
                       <w:tab w:val="left" w:pos="340"/>
                     </w:tabs>
-                    <w:spacing w:before="0" w:after="0" w:line="264" w:lineRule="auto"/>
+                    <w:spacing w:before="0" w:after="0" w:line="252" w:lineRule="auto"/>
                     <w:ind w:left="340" w:hanging="340"/>
                   </w:pPr>
                   <w:r>
@@ -3357,25 +3378,25 @@
                       <w:rFonts w:ascii="Avenir Next" w:hAnsi="Avenir Next" w:cs="Avenir Next" w:eastAsia="Avenir Next"/>
                       <w:b/>
                       <w:color w:val="003A70"/>
+                      <w:sz w:val="22"/>
+                      <w:szCs w:val="21"/>
+                    </w:rPr>
+                    <w:t xml:space="preserve">D</w:t>
+                  </w:r>
+                  <w:r>
+                    <w:rPr>
+                      <w:rFonts w:ascii="Avenir Next" w:hAnsi="Avenir Next" w:cs="Avenir Next" w:eastAsia="Avenir Next"/>
+                      <w:color w:val="1A1A1A"/>
                       <w:sz w:val="21"/>
                       <w:szCs w:val="21"/>
                     </w:rPr>
-                    <w:t xml:space="preserve">D</w:t>
-                  </w:r>
-                  <w:r>
-                    <w:rPr>
-                      <w:rFonts w:ascii="Avenir Next" w:hAnsi="Avenir Next" w:cs="Avenir Next" w:eastAsia="Avenir Next"/>
-                      <w:color w:val="1A1A1A"/>
-                      <w:sz w:val="21"/>
-                      <w:szCs w:val="21"/>
-                    </w:rPr>
                     <w:tab/>
                   </w:r>
                   <w:r>
                     <w:rPr>
                       <w:rFonts w:ascii="Avenir Next" w:hAnsi="Avenir Next" w:cs="Avenir Next" w:eastAsia="Avenir Next"/>
                       <w:color w:val="1A1A1A"/>
-                      <w:sz w:val="21"/>
+                      <w:sz w:val="22"/>
                       <w:szCs w:val="21"/>
                     </w:rPr>
                     <w:t xml:space="preserve">53</w:t>
@@ -3424,19 +3445,42 @@
         <w:tblLook w:val="0000" w:firstRow="0" w:lastRow="0" w:firstColumn="0" w:lastColumn="0" w:noHBand="1" w:noVBand="1"/>
       </w:tblPr>
       <w:tblGrid>
-        <w:gridCol w:w="2000"/>
-        <w:gridCol w:w="2300"/>
-        <w:gridCol w:w="2100"/>
-        <w:gridCol w:w="3104"/>
+        <w:gridCol w:w="1750"/>
+        <w:gridCol w:w="2500"/>
+        <w:gridCol w:w="2200"/>
+        <w:gridCol w:w="3054"/>
       </w:tblGrid>
       <w:tr>
         <w:trPr>
           <w:cantSplit/>
-          <w:trHeight w:val="320" w:hRule="atLeast"/>
+          <w:trHeight w:val="300" w:hRule="atLeast"/>
         </w:trPr>
         <w:tc>
           <w:tcPr>
-            <w:tcW w:w="2000" w:type="dxa"/>
+            <w:tcW w:w="1750" w:type="dxa"/>
+            <w:vAlign w:val="center"/>
+          </w:tcPr>
+          <w:p>
+            <w:pPr>
+              <w:pStyle w:val="Heading2"/>
+              <w:spacing w:before="0" w:after="0" w:line="240" w:lineRule="auto"/>
+            </w:pPr>
+            <w:r>
+              <w:rPr>
+                <w:rFonts w:ascii="Avenir Next" w:hAnsi="Avenir Next" w:cs="Avenir Next" w:eastAsia="Avenir Next"/>
+                <w:b/>
+                <w:color w:val="003A70"/>
+                <w:spacing w:val="12"/>
+                <w:sz w:val="15"/>
+                <w:szCs w:val="15"/>
+              </w:rPr>
+              <w:t xml:space="preserve">CHECK YOURSELF</w:t>
+            </w:r>
+          </w:p>
+        </w:tc>
+        <w:tc>
+          <w:tcPr>
+            <w:tcW w:w="2500" w:type="dxa"/>
             <w:vAlign w:val="center"/>
           </w:tcPr>
           <w:p>
@@ -3445,20 +3489,27 @@
             </w:pPr>
             <w:r>
               <w:rPr>
-                <w:rFonts w:ascii="Avenir Next" w:hAnsi="Avenir Next" w:cs="Avenir Next" w:eastAsia="Avenir Next"/>
-                <w:b/>
-                <w:color w:val="003A70"/>
-                <w:spacing w:val="12"/>
-                <w:sz w:val="15"/>
-                <w:szCs w:val="15"/>
-              </w:rPr>
-              <w:t xml:space="preserve">CHECK YOURSELF</w:t>
+                <w:rFonts w:ascii="Arial" w:hAnsi="Arial" w:cs="Arial" w:eastAsia="Arial"/>
+                <w:color w:val="1A1A1A"/>
+                <w:sz w:val="20"/>
+                <w:szCs w:val="20"/>
+              </w:rPr>
+              <w:t xml:space="preserve">□</w:t>
+            </w:r>
+            <w:r>
+              <w:rPr>
+                <w:rFonts w:ascii="Avenir Next" w:hAnsi="Avenir Next" w:cs="Avenir Next" w:eastAsia="Avenir Next"/>
+                <w:color w:val="1A1A1A"/>
+                <w:sz w:val="17"/>
+                <w:szCs w:val="17"/>
+              </w:rPr>
+              <w:t xml:space="preserve">  I can do this on my own</w:t>
             </w:r>
           </w:p>
         </w:tc>
         <w:tc>
           <w:tcPr>
-            <w:tcW w:w="2300" w:type="dxa"/>
+            <w:tcW w:w="2200" w:type="dxa"/>
             <w:vAlign w:val="center"/>
           </w:tcPr>
           <w:p>
@@ -3469,8 +3520,8 @@
               <w:rPr>
                 <w:rFonts w:ascii="Arial" w:hAnsi="Arial" w:cs="Arial" w:eastAsia="Arial"/>
                 <w:color w:val="1A1A1A"/>
-                <w:sz w:val="24"/>
-                <w:szCs w:val="24"/>
+                <w:sz w:val="20"/>
+                <w:szCs w:val="20"/>
               </w:rPr>
               <w:t xml:space="preserve">□</w:t>
             </w:r>
@@ -3481,13 +3532,13 @@
                 <w:sz w:val="17"/>
                 <w:szCs w:val="17"/>
               </w:rPr>
-              <w:t xml:space="preserve">  I can do this on my own</w:t>
+              <w:t xml:space="preserve">  I need a little help</w:t>
             </w:r>
           </w:p>
         </w:tc>
         <w:tc>
           <w:tcPr>
-            <w:tcW w:w="2100" w:type="dxa"/>
+            <w:tcW w:w="3054" w:type="dxa"/>
             <w:vAlign w:val="center"/>
           </w:tcPr>
           <w:p>
@@ -3498,37 +3549,8 @@
               <w:rPr>
                 <w:rFonts w:ascii="Arial" w:hAnsi="Arial" w:cs="Arial" w:eastAsia="Arial"/>
                 <w:color w:val="1A1A1A"/>
-                <w:sz w:val="24"/>
-                <w:szCs w:val="24"/>
-              </w:rPr>
-              <w:t xml:space="preserve">□</w:t>
-            </w:r>
-            <w:r>
-              <w:rPr>
-                <w:rFonts w:ascii="Avenir Next" w:hAnsi="Avenir Next" w:cs="Avenir Next" w:eastAsia="Avenir Next"/>
-                <w:color w:val="1A1A1A"/>
-                <w:sz w:val="17"/>
-                <w:szCs w:val="17"/>
-              </w:rPr>
-              <w:t xml:space="preserve">  I need a little help</w:t>
-            </w:r>
-          </w:p>
-        </w:tc>
-        <w:tc>
-          <w:tcPr>
-            <w:tcW w:w="3104" w:type="dxa"/>
-            <w:vAlign w:val="center"/>
-          </w:tcPr>
-          <w:p>
-            <w:pPr>
-              <w:spacing w:before="0" w:after="0" w:line="240" w:lineRule="auto"/>
-            </w:pPr>
-            <w:r>
-              <w:rPr>
-                <w:rFonts w:ascii="Arial" w:hAnsi="Arial" w:cs="Arial" w:eastAsia="Arial"/>
-                <w:color w:val="1A1A1A"/>
-                <w:sz w:val="24"/>
-                <w:szCs w:val="24"/>
+                <w:sz w:val="20"/>
+                <w:szCs w:val="20"/>
               </w:rPr>
               <w:t xml:space="preserve">□</w:t>
             </w:r>
@@ -3563,7 +3585,7 @@
     <w:sectPr>
       <w:footerReference w:type="default" r:id="rIdFooter1"/>
       <w:pgSz w:w="12240" w:h="15840"/>
-      <w:pgMar w:top="893" w:right="1224" w:bottom="835" w:left="1512" w:header="432" w:footer="432" w:gutter="0"/>
+      <w:pgMar w:top="780" w:right="1224" w:bottom="760" w:left="1512" w:header="432" w:footer="432" w:gutter="0"/>
       <w:cols w:space="720"/>
     </w:sectPr>
   </w:body>
@@ -3643,7 +3665,106 @@
               <w:sz w:val="15"/>
               <w:szCs w:val="15"/>
             </w:rPr>
-            <w:t xml:space="preserve">Lesson 2-10  ·  Session 2  ·  Prerequisite Practice A</w:t>
+            <w:t xml:space="preserve">2-10 · Page </w:t>
+          </w:r>
+          <w:r>
+            <w:rPr>
+              <w:rFonts w:ascii="Avenir Next" w:hAnsi="Avenir Next" w:cs="Avenir Next" w:eastAsia="Avenir Next"/>
+              <w:color w:val="5A5F66"/>
+              <w:sz w:val="15"/>
+              <w:szCs w:val="15"/>
+            </w:rPr>
+            <w:fldChar w:fldCharType="begin"/>
+          </w:r>
+          <w:r>
+            <w:rPr>
+              <w:rFonts w:ascii="Avenir Next" w:hAnsi="Avenir Next" w:cs="Avenir Next" w:eastAsia="Avenir Next"/>
+              <w:color w:val="5A5F66"/>
+              <w:sz w:val="15"/>
+              <w:szCs w:val="15"/>
+            </w:rPr>
+            <w:instrText xml:space="preserve"> PAGE </w:instrText>
+          </w:r>
+          <w:r>
+            <w:rPr>
+              <w:rFonts w:ascii="Avenir Next" w:hAnsi="Avenir Next" w:cs="Avenir Next" w:eastAsia="Avenir Next"/>
+              <w:color w:val="5A5F66"/>
+              <w:sz w:val="15"/>
+              <w:szCs w:val="15"/>
+            </w:rPr>
+            <w:fldChar w:fldCharType="separate"/>
+          </w:r>
+          <w:r>
+            <w:rPr>
+              <w:rFonts w:ascii="Avenir Next" w:hAnsi="Avenir Next" w:cs="Avenir Next" w:eastAsia="Avenir Next"/>
+              <w:color w:val="5A5F66"/>
+              <w:sz w:val="15"/>
+              <w:szCs w:val="15"/>
+            </w:rPr>
+            <w:t xml:space="preserve">1</w:t>
+          </w:r>
+          <w:r>
+            <w:rPr>
+              <w:rFonts w:ascii="Avenir Next" w:hAnsi="Avenir Next" w:cs="Avenir Next" w:eastAsia="Avenir Next"/>
+              <w:color w:val="5A5F66"/>
+              <w:sz w:val="15"/>
+              <w:szCs w:val="15"/>
+            </w:rPr>
+            <w:fldChar w:fldCharType="end"/>
+          </w:r>
+          <w:r>
+            <w:rPr>
+              <w:rFonts w:ascii="Avenir Next" w:hAnsi="Avenir Next" w:cs="Avenir Next" w:eastAsia="Avenir Next"/>
+              <w:color w:val="5A5F66"/>
+              <w:sz w:val="15"/>
+              <w:szCs w:val="15"/>
+            </w:rPr>
+            <w:t xml:space="preserve"> of </w:t>
+          </w:r>
+          <w:r>
+            <w:rPr>
+              <w:rFonts w:ascii="Avenir Next" w:hAnsi="Avenir Next" w:cs="Avenir Next" w:eastAsia="Avenir Next"/>
+              <w:color w:val="5A5F66"/>
+              <w:sz w:val="15"/>
+              <w:szCs w:val="15"/>
+            </w:rPr>
+            <w:fldChar w:fldCharType="begin"/>
+          </w:r>
+          <w:r>
+            <w:rPr>
+              <w:rFonts w:ascii="Avenir Next" w:hAnsi="Avenir Next" w:cs="Avenir Next" w:eastAsia="Avenir Next"/>
+              <w:color w:val="5A5F66"/>
+              <w:sz w:val="15"/>
+              <w:szCs w:val="15"/>
+            </w:rPr>
+            <w:instrText xml:space="preserve"> NUMPAGES </w:instrText>
+          </w:r>
+          <w:r>
+            <w:rPr>
+              <w:rFonts w:ascii="Avenir Next" w:hAnsi="Avenir Next" w:cs="Avenir Next" w:eastAsia="Avenir Next"/>
+              <w:color w:val="5A5F66"/>
+              <w:sz w:val="15"/>
+              <w:szCs w:val="15"/>
+            </w:rPr>
+            <w:fldChar w:fldCharType="separate"/>
+          </w:r>
+          <w:r>
+            <w:rPr>
+              <w:rFonts w:ascii="Avenir Next" w:hAnsi="Avenir Next" w:cs="Avenir Next" w:eastAsia="Avenir Next"/>
+              <w:color w:val="5A5F66"/>
+              <w:sz w:val="15"/>
+              <w:szCs w:val="15"/>
+            </w:rPr>
+            <w:t xml:space="preserve">1</w:t>
+          </w:r>
+          <w:r>
+            <w:rPr>
+              <w:rFonts w:ascii="Avenir Next" w:hAnsi="Avenir Next" w:cs="Avenir Next" w:eastAsia="Avenir Next"/>
+              <w:color w:val="5A5F66"/>
+              <w:sz w:val="15"/>
+              <w:szCs w:val="15"/>
+            </w:rPr>
+            <w:fldChar w:fldCharType="end"/>
           </w:r>
         </w:p>
       </w:tc>
@@ -3686,5 +3807,23 @@
       </w:tblCellMar>
     </w:tblPr>
   </w:style>
+  <w:style w:type="paragraph" w:styleId="Heading1">
+    <w:name w:val="heading 1"/>
+    <w:basedOn w:val="Normal"/>
+    <w:pPr>
+      <w:outlineLvl w:val="0"/>
+      <w:keepNext w:val="0"/>
+      <w:keepLines w:val="0"/>
+    </w:pPr>
+  </w:style>
+  <w:style w:type="paragraph" w:styleId="Heading2">
+    <w:name w:val="heading 2"/>
+    <w:basedOn w:val="Normal"/>
+    <w:pPr>
+      <w:outlineLvl w:val="1"/>
+      <w:keepNext w:val="0"/>
+      <w:keepLines w:val="0"/>
+    </w:pPr>
+  </w:style>
 </w:styles>
 </file>